--- a/docs/antigas/Lista01.docx
+++ b/docs/antigas/Lista01.docx
@@ -1,6 +1,6 @@
 
 <file path=word/document.xml><?xml version="1.0" encoding="utf-8"?>
-<w:document xmlns:wpc="http://schemas.microsoft.com/office/word/2010/wordprocessingCanvas" xmlns:cx="http://schemas.microsoft.com/office/drawing/2014/chartex" xmlns:cx1="http://schemas.microsoft.com/office/drawing/2015/9/8/chartex" xmlns:cx2="http://schemas.microsoft.com/office/drawing/2015/10/21/chartex" xmlns:cx3="http://schemas.microsoft.com/office/drawing/2016/5/9/chartex" xmlns:cx4="http://schemas.microsoft.com/office/drawing/2016/5/10/chartex" xmlns:cx5="http://schemas.microsoft.com/office/drawing/2016/5/11/chartex" xmlns:cx6="http://schemas.microsoft.com/office/drawing/2016/5/12/chartex" xmlns:cx7="http://schemas.microsoft.com/office/drawing/2016/5/13/chartex" xmlns:cx8="http://schemas.microsoft.com/office/drawing/2016/5/14/chartex" xmlns:mc="http://schemas.openxmlformats.org/markup-compatibility/2006" xmlns:aink="http://schemas.microsoft.com/office/drawing/2016/ink" xmlns:am3d="http://schemas.microsoft.com/office/drawing/2017/model3d" xmlns:o="urn:schemas-microsoft-com:office:office" xmlns:oel="http://schemas.microsoft.com/office/2019/extlst" xmlns:r="http://schemas.openxmlformats.org/officeDocument/2006/relationships" xmlns:m="http://schemas.openxmlformats.org/officeDocument/2006/math" xmlns:v="urn:schemas-microsoft-com:vml" xmlns:wp14="http://schemas.microsoft.com/office/word/2010/wordprocessingDrawing" xmlns:wp="http://schemas.openxmlformats.org/drawingml/2006/wordprocessingDrawing" xmlns:w10="urn:schemas-microsoft-com:office:word" xmlns:w="http://schemas.openxmlformats.org/wordprocessingml/2006/main" xmlns:w14="http://schemas.microsoft.com/office/word/2010/wordml" xmlns:w15="http://schemas.microsoft.com/office/word/2012/wordml" xmlns:w16cex="http://schemas.microsoft.com/office/word/2018/wordml/cex" xmlns:w16cid="http://schemas.microsoft.com/office/word/2016/wordml/cid" xmlns:w16="http://schemas.microsoft.com/office/word/2018/wordml" xmlns:w16sdtdh="http://schemas.microsoft.com/office/word/2020/wordml/sdtdatahash" xmlns:w16se="http://schemas.microsoft.com/office/word/2015/wordml/symex" xmlns:wpg="http://schemas.microsoft.com/office/word/2010/wordprocessingGroup" xmlns:wpi="http://schemas.microsoft.com/office/word/2010/wordprocessingInk" xmlns:wne="http://schemas.microsoft.com/office/word/2006/wordml" xmlns:wps="http://schemas.microsoft.com/office/word/2010/wordprocessingShape" mc:Ignorable="w14 w15 w16se w16cid w16 w16cex w16sdtdh wp14">
+<w:document xmlns:wpc="http://schemas.microsoft.com/office/word/2010/wordprocessingCanvas" xmlns:cx="http://schemas.microsoft.com/office/drawing/2014/chartex" xmlns:cx1="http://schemas.microsoft.com/office/drawing/2015/9/8/chartex" xmlns:cx2="http://schemas.microsoft.com/office/drawing/2015/10/21/chartex" xmlns:cx3="http://schemas.microsoft.com/office/drawing/2016/5/9/chartex" xmlns:cx4="http://schemas.microsoft.com/office/drawing/2016/5/10/chartex" xmlns:cx5="http://schemas.microsoft.com/office/drawing/2016/5/11/chartex" xmlns:cx6="http://schemas.microsoft.com/office/drawing/2016/5/12/chartex" xmlns:cx7="http://schemas.microsoft.com/office/drawing/2016/5/13/chartex" xmlns:cx8="http://schemas.microsoft.com/office/drawing/2016/5/14/chartex" xmlns:mc="http://schemas.openxmlformats.org/markup-compatibility/2006" xmlns:aink="http://schemas.microsoft.com/office/drawing/2016/ink" xmlns:am3d="http://schemas.microsoft.com/office/drawing/2017/model3d" xmlns:o="urn:schemas-microsoft-com:office:office" xmlns:oel="http://schemas.microsoft.com/office/2019/extlst" xmlns:r="http://schemas.openxmlformats.org/officeDocument/2006/relationships" xmlns:m="http://schemas.openxmlformats.org/officeDocument/2006/math" xmlns:v="urn:schemas-microsoft-com:vml" xmlns:wp14="http://schemas.microsoft.com/office/word/2010/wordprocessingDrawing" xmlns:wp="http://schemas.openxmlformats.org/drawingml/2006/wordprocessingDrawing" xmlns:w10="urn:schemas-microsoft-com:office:word" xmlns:w="http://schemas.openxmlformats.org/wordprocessingml/2006/main" xmlns:w14="http://schemas.microsoft.com/office/word/2010/wordml" xmlns:w15="http://schemas.microsoft.com/office/word/2012/wordml" xmlns:w16cex="http://schemas.microsoft.com/office/word/2018/wordml/cex" xmlns:w16cid="http://schemas.microsoft.com/office/word/2016/wordml/cid" xmlns:w16="http://schemas.microsoft.com/office/word/2018/wordml" xmlns:w16du="http://schemas.microsoft.com/office/word/2023/wordml/word16du" xmlns:w16sdtdh="http://schemas.microsoft.com/office/word/2020/wordml/sdtdatahash" xmlns:w16sdtfl="http://schemas.microsoft.com/office/word/2024/wordml/sdtformatlock" xmlns:w16se="http://schemas.microsoft.com/office/word/2015/wordml/symex" xmlns:wpg="http://schemas.microsoft.com/office/word/2010/wordprocessingGroup" xmlns:wpi="http://schemas.microsoft.com/office/word/2010/wordprocessingInk" xmlns:wne="http://schemas.microsoft.com/office/word/2006/wordml" xmlns:wps="http://schemas.microsoft.com/office/word/2010/wordprocessingShape" mc:Ignorable="w14 w15 w16se w16cid w16 w16cex w16sdtdh w16sdtfl w16du wp14">
   <w:body>
     <w:p>
       <w:pPr>
@@ -894,13 +894,6 @@
         </w:rPr>
         <w:t xml:space="preserve"> LISTA DE EXERCÍCIOS DE ESTATÍSTICA</w:t>
       </w:r>
-      <w:r>
-        <w:rPr>
-          <w:rFonts w:ascii="Book Antiqua" w:hAnsi="Book Antiqua"/>
-          <w:b/>
-        </w:rPr>
-        <w:t xml:space="preserve"> E INFORMÁTICA</w:t>
-      </w:r>
     </w:p>
     <w:p>
       <w:pPr>
@@ -932,7 +925,7 @@
     </w:p>
     <w:p>
       <w:pPr>
-        <w:ind w:left="-284"/>
+        <w:ind w:left="426"/>
         <w:jc w:val="both"/>
         <w:rPr>
           <w:rFonts w:ascii="Book Antiqua" w:hAnsi="Book Antiqua"/>
@@ -992,7 +985,7 @@
     </w:p>
     <w:p>
       <w:pPr>
-        <w:ind w:left="-284" w:firstLine="284"/>
+        <w:ind w:left="426" w:firstLine="284"/>
         <w:jc w:val="both"/>
         <w:rPr>
           <w:rFonts w:ascii="Book Antiqua" w:hAnsi="Book Antiqua"/>
@@ -1011,7 +1004,7 @@
     </w:p>
     <w:p>
       <w:pPr>
-        <w:ind w:left="-284"/>
+        <w:ind w:left="426"/>
         <w:jc w:val="both"/>
         <w:rPr>
           <w:rFonts w:ascii="Book Antiqua" w:hAnsi="Book Antiqua"/>
@@ -1047,7 +1040,7 @@
     </w:p>
     <w:p>
       <w:pPr>
-        <w:ind w:left="-284" w:firstLine="284"/>
+        <w:ind w:left="426" w:firstLine="284"/>
         <w:jc w:val="both"/>
         <w:rPr>
           <w:rFonts w:ascii="Book Antiqua" w:hAnsi="Book Antiqua"/>
@@ -1062,6 +1055,14 @@
           <w:szCs w:val="22"/>
         </w:rPr>
         <w:t>d) modelo determinístico e estocástico</w:t>
+      </w:r>
+      <w:r>
+        <w:rPr>
+          <w:rFonts w:ascii="Book Antiqua" w:hAnsi="Book Antiqua"/>
+          <w:sz w:val="22"/>
+          <w:szCs w:val="22"/>
+        </w:rPr>
+        <w:t>.</w:t>
       </w:r>
     </w:p>
     <w:p>
@@ -1141,15 +1142,15 @@
           <w:sz w:val="22"/>
           <w:szCs w:val="22"/>
         </w:rPr>
-        <w:t>o tipo de variável</w:t>
-      </w:r>
-      <w:r>
-        <w:rPr>
-          <w:rFonts w:ascii="Book Antiqua" w:hAnsi="Book Antiqua"/>
-          <w:sz w:val="22"/>
-          <w:szCs w:val="22"/>
-        </w:rPr>
-        <w:t xml:space="preserve"> (nominal, ordinal, contínua ou discreta)</w:t>
+        <w:t xml:space="preserve">o tipo </w:t>
+      </w:r>
+      <w:r>
+        <w:rPr>
+          <w:rFonts w:ascii="Book Antiqua" w:hAnsi="Book Antiqua"/>
+          <w:sz w:val="22"/>
+          <w:szCs w:val="22"/>
+        </w:rPr>
+        <w:t>(nominal, ordinal, contínua ou discreta)</w:t>
       </w:r>
       <w:r>
         <w:rPr>
@@ -1335,7 +1336,39 @@
           <w:szCs w:val="22"/>
         </w:rPr>
         <w:tab/>
-        <w:t>f) em topografia, os ângulos observado</w:t>
+        <w:t xml:space="preserve">f) </w:t>
+      </w:r>
+      <w:r>
+        <w:rPr>
+          <w:rFonts w:ascii="Book Antiqua" w:hAnsi="Book Antiqua"/>
+          <w:sz w:val="22"/>
+          <w:szCs w:val="22"/>
+        </w:rPr>
+        <w:t>E</w:t>
+      </w:r>
+      <w:r>
+        <w:rPr>
+          <w:rFonts w:ascii="Book Antiqua" w:hAnsi="Book Antiqua"/>
+          <w:sz w:val="22"/>
+          <w:szCs w:val="22"/>
+        </w:rPr>
+        <w:t xml:space="preserve">m </w:t>
+      </w:r>
+      <w:r>
+        <w:rPr>
+          <w:rFonts w:ascii="Book Antiqua" w:hAnsi="Book Antiqua"/>
+          <w:sz w:val="22"/>
+          <w:szCs w:val="22"/>
+        </w:rPr>
+        <w:t xml:space="preserve">levantamentos topográficos, </w:t>
+      </w:r>
+      <w:r>
+        <w:rPr>
+          <w:rFonts w:ascii="Book Antiqua" w:hAnsi="Book Antiqua"/>
+          <w:sz w:val="22"/>
+          <w:szCs w:val="22"/>
+        </w:rPr>
+        <w:t>os ângulos observado</w:t>
       </w:r>
       <w:r>
         <w:rPr>
@@ -1362,7 +1395,23 @@
           <w:sz w:val="22"/>
           <w:szCs w:val="22"/>
         </w:rPr>
-        <w:t>g) altura de inserção da primeira espiga em uma variedade de milho</w:t>
+        <w:t xml:space="preserve">g) </w:t>
+      </w:r>
+      <w:r>
+        <w:rPr>
+          <w:rFonts w:ascii="Book Antiqua" w:hAnsi="Book Antiqua"/>
+          <w:sz w:val="22"/>
+          <w:szCs w:val="22"/>
+        </w:rPr>
+        <w:t>A</w:t>
+      </w:r>
+      <w:r>
+        <w:rPr>
+          <w:rFonts w:ascii="Book Antiqua" w:hAnsi="Book Antiqua"/>
+          <w:sz w:val="22"/>
+          <w:szCs w:val="22"/>
+        </w:rPr>
+        <w:t>ltura de inserção da primeira espiga em uma variedade de milho</w:t>
       </w:r>
       <w:r>
         <w:rPr>
@@ -1389,7 +1438,23 @@
           <w:sz w:val="22"/>
           <w:szCs w:val="22"/>
         </w:rPr>
-        <w:t>h) a soma dos números das faces de dois dados observados após o lanç</w:t>
+        <w:t xml:space="preserve">h) </w:t>
+      </w:r>
+      <w:r>
+        <w:rPr>
+          <w:rFonts w:ascii="Book Antiqua" w:hAnsi="Book Antiqua"/>
+          <w:sz w:val="22"/>
+          <w:szCs w:val="22"/>
+        </w:rPr>
+        <w:t>A</w:t>
+      </w:r>
+      <w:r>
+        <w:rPr>
+          <w:rFonts w:ascii="Book Antiqua" w:hAnsi="Book Antiqua"/>
+          <w:sz w:val="22"/>
+          <w:szCs w:val="22"/>
+        </w:rPr>
+        <w:t xml:space="preserve"> soma dos números das faces de dois dados observados após o lanç</w:t>
       </w:r>
       <w:r>
         <w:rPr>
@@ -1463,50 +1528,27 @@
       <w:r>
         <w:rPr>
           <w:b w:val="0"/>
-          <w:sz w:val="24"/>
-          <w:szCs w:val="24"/>
-        </w:rPr>
-        <w:t xml:space="preserve">Utilizando </w:t>
-      </w:r>
-      <w:r>
-        <w:rPr>
-          <w:b w:val="0"/>
-          <w:sz w:val="24"/>
-          <w:szCs w:val="24"/>
-        </w:rPr>
-        <w:t>a Calculadora Científica</w:t>
-      </w:r>
-      <w:r>
-        <w:rPr>
-          <w:b w:val="0"/>
-          <w:sz w:val="24"/>
-          <w:szCs w:val="24"/>
-        </w:rPr>
-        <w:t xml:space="preserve"> ou o</w:t>
-      </w:r>
-      <w:r>
-        <w:rPr>
-          <w:b w:val="0"/>
-          <w:sz w:val="24"/>
-          <w:szCs w:val="24"/>
-        </w:rPr>
-        <w:t xml:space="preserve"> R</w:t>
-      </w:r>
-      <w:r>
-        <w:rPr>
-          <w:b w:val="0"/>
-          <w:sz w:val="24"/>
-          <w:szCs w:val="24"/>
-        </w:rPr>
-        <w:t xml:space="preserve">, </w:t>
-      </w:r>
-      <w:r>
-        <w:rPr>
-          <w:b w:val="0"/>
-          <w:sz w:val="24"/>
-          <w:szCs w:val="24"/>
-        </w:rPr>
-        <w:t>resolva</w:t>
+          <w:bCs w:val="0"/>
+          <w:sz w:val="24"/>
+          <w:szCs w:val="24"/>
+        </w:rPr>
+        <w:t>R</w:t>
+      </w:r>
+      <w:r>
+        <w:rPr>
+          <w:b w:val="0"/>
+          <w:sz w:val="24"/>
+          <w:szCs w:val="24"/>
+        </w:rPr>
+        <w:t>esolva</w:t>
+      </w:r>
+      <w:r>
+        <w:rPr>
+          <w:b w:val="0"/>
+          <w:sz w:val="24"/>
+          <w:szCs w:val="24"/>
+        </w:rPr>
+        <w:t xml:space="preserve"> as expressões</w:t>
       </w:r>
       <w:r>
         <w:rPr>
@@ -1530,51 +1572,60 @@
       <w:pPr>
         <w:pStyle w:val="PosGrad"/>
         <w:rPr>
-          <w:sz w:val="24"/>
-          <w:szCs w:val="24"/>
-        </w:rPr>
-      </w:pPr>
-      <w:r>
-        <w:rPr>
+          <w:b w:val="0"/>
+          <w:bCs w:val="0"/>
+          <w:sz w:val="24"/>
+          <w:szCs w:val="24"/>
+        </w:rPr>
+      </w:pPr>
+      <w:r>
+        <w:rPr>
+          <w:b w:val="0"/>
+          <w:bCs w:val="0"/>
           <w:sz w:val="24"/>
           <w:szCs w:val="24"/>
         </w:rPr>
         <w:t xml:space="preserve">a) </w:t>
       </w:r>
-      <w:r>
-        <w:rPr>
-          <w:position w:val="-10"/>
-          <w:sz w:val="24"/>
-          <w:szCs w:val="24"/>
-        </w:rPr>
-        <w:object w:dxaOrig="800" w:dyaOrig="320" w14:anchorId="0A19E6E4">
-          <v:shapetype id="_x0000_t75" coordsize="21600,21600" o:spt="75" o:preferrelative="t" path="m@4@5l@4@11@9@11@9@5xe" filled="f" stroked="f">
-            <v:stroke joinstyle="miter"/>
-            <v:formulas>
-              <v:f eqn="if lineDrawn pixelLineWidth 0"/>
-              <v:f eqn="sum @0 1 0"/>
-              <v:f eqn="sum 0 0 @1"/>
-              <v:f eqn="prod @2 1 2"/>
-              <v:f eqn="prod @3 21600 pixelWidth"/>
-              <v:f eqn="prod @3 21600 pixelHeight"/>
-              <v:f eqn="sum @0 0 1"/>
-              <v:f eqn="prod @6 1 2"/>
-              <v:f eqn="prod @7 21600 pixelWidth"/>
-              <v:f eqn="sum @8 21600 0"/>
-              <v:f eqn="prod @7 21600 pixelHeight"/>
-              <v:f eqn="sum @10 21600 0"/>
-            </v:formulas>
-            <v:path o:extrusionok="f" gradientshapeok="t" o:connecttype="rect"/>
-            <o:lock v:ext="edit" aspectratio="t"/>
-          </v:shapetype>
-          <v:shape id="_x0000_i1025" type="#_x0000_t75" style="width:34.55pt;height:13.25pt" o:ole="">
-            <v:imagedata r:id="rId5" o:title=""/>
-          </v:shape>
-          <o:OLEObject Type="Embed" ProgID="Equation.3" ShapeID="_x0000_i1025" DrawAspect="Content" ObjectID="_1771245099" r:id="rId6"/>
-        </w:object>
-      </w:r>
-      <w:r>
-        <w:rPr>
+      <m:oMath>
+        <m:r>
+          <m:rPr>
+            <m:sty m:val="p"/>
+          </m:rPr>
+          <w:rPr>
+            <w:rFonts w:ascii="Cambria Math"/>
+            <w:sz w:val="24"/>
+            <w:szCs w:val="24"/>
+          </w:rPr>
+          <m:t>Log</m:t>
+        </m:r>
+        <m:r>
+          <m:rPr>
+            <m:sty m:val="p"/>
+          </m:rPr>
+          <w:rPr>
+            <w:rFonts w:ascii="Cambria Math" w:hAnsi="Cambria Math"/>
+            <w:sz w:val="24"/>
+            <w:szCs w:val="24"/>
+          </w:rPr>
+          <m:t> </m:t>
+        </m:r>
+        <m:r>
+          <m:rPr>
+            <m:sty m:val="p"/>
+          </m:rPr>
+          <w:rPr>
+            <w:rFonts w:ascii="Cambria Math"/>
+            <w:sz w:val="24"/>
+            <w:szCs w:val="24"/>
+          </w:rPr>
+          <m:t>(3)</m:t>
+        </m:r>
+      </m:oMath>
+      <w:r>
+        <w:rPr>
+          <w:b w:val="0"/>
+          <w:bCs w:val="0"/>
           <w:sz w:val="24"/>
           <w:szCs w:val="24"/>
         </w:rPr>
@@ -1582,6 +1633,8 @@
       </w:r>
       <w:r>
         <w:rPr>
+          <w:b w:val="0"/>
+          <w:bCs w:val="0"/>
           <w:sz w:val="24"/>
           <w:szCs w:val="24"/>
         </w:rPr>
@@ -1589,26 +1642,69 @@
       </w:r>
       <w:r>
         <w:rPr>
+          <w:b w:val="0"/>
+          <w:bCs w:val="0"/>
           <w:sz w:val="24"/>
           <w:szCs w:val="24"/>
         </w:rPr>
         <w:t xml:space="preserve">b) </w:t>
       </w:r>
-      <w:r>
-        <w:rPr>
-          <w:position w:val="-10"/>
-          <w:sz w:val="24"/>
-          <w:szCs w:val="24"/>
-        </w:rPr>
-        <w:object w:dxaOrig="700" w:dyaOrig="340" w14:anchorId="1EBB68EF">
-          <v:shape id="_x0000_i1026" type="#_x0000_t75" style="width:27.05pt;height:13.25pt" o:ole="">
-            <v:imagedata r:id="rId7" o:title=""/>
-          </v:shape>
-          <o:OLEObject Type="Embed" ProgID="Equation.3" ShapeID="_x0000_i1026" DrawAspect="Content" ObjectID="_1771245100" r:id="rId8"/>
-        </w:object>
-      </w:r>
-      <w:r>
-        <w:rPr>
+      <m:oMath>
+        <m:r>
+          <w:rPr>
+            <w:rFonts w:ascii="Cambria Math"/>
+            <w:sz w:val="24"/>
+            <w:szCs w:val="24"/>
+          </w:rPr>
+          <m:t>Lo</m:t>
+        </m:r>
+        <m:sSub>
+          <m:sSubPr>
+            <m:ctrlPr>
+              <w:rPr>
+                <w:rFonts w:ascii="Cambria Math" w:hAnsi="Cambria Math"/>
+                <w:b w:val="0"/>
+                <w:bCs w:val="0"/>
+                <w:i/>
+                <w:sz w:val="24"/>
+                <w:szCs w:val="24"/>
+              </w:rPr>
+            </m:ctrlPr>
+          </m:sSubPr>
+          <m:e>
+            <m:r>
+              <w:rPr>
+                <w:rFonts w:ascii="Cambria Math"/>
+                <w:sz w:val="24"/>
+                <w:szCs w:val="24"/>
+              </w:rPr>
+              <m:t>g</m:t>
+            </m:r>
+          </m:e>
+          <m:sub>
+            <m:r>
+              <w:rPr>
+                <w:rFonts w:ascii="Cambria Math"/>
+                <w:sz w:val="24"/>
+                <w:szCs w:val="24"/>
+              </w:rPr>
+              <m:t>4</m:t>
+            </m:r>
+          </m:sub>
+        </m:sSub>
+        <m:r>
+          <w:rPr>
+            <w:rFonts w:ascii="Cambria Math"/>
+            <w:sz w:val="24"/>
+            <w:szCs w:val="24"/>
+          </w:rPr>
+          <m:t>3</m:t>
+        </m:r>
+      </m:oMath>
+      <w:r>
+        <w:rPr>
+          <w:b w:val="0"/>
+          <w:bCs w:val="0"/>
           <w:sz w:val="24"/>
           <w:szCs w:val="24"/>
         </w:rPr>
@@ -1616,6 +1712,8 @@
       </w:r>
       <w:r>
         <w:rPr>
+          <w:b w:val="0"/>
+          <w:bCs w:val="0"/>
           <w:sz w:val="24"/>
           <w:szCs w:val="24"/>
         </w:rPr>
@@ -1623,26 +1721,27 @@
       </w:r>
       <w:r>
         <w:rPr>
+          <w:b w:val="0"/>
+          <w:bCs w:val="0"/>
           <w:sz w:val="24"/>
           <w:szCs w:val="24"/>
         </w:rPr>
         <w:t xml:space="preserve">c) </w:t>
       </w:r>
-      <w:r>
-        <w:rPr>
-          <w:position w:val="-10"/>
-          <w:sz w:val="24"/>
-          <w:szCs w:val="24"/>
-        </w:rPr>
-        <w:object w:dxaOrig="720" w:dyaOrig="320" w14:anchorId="16B563D5">
-          <v:shape id="_x0000_i1027" type="#_x0000_t75" style="width:28.2pt;height:12.65pt" o:ole="">
-            <v:imagedata r:id="rId9" o:title=""/>
-          </v:shape>
-          <o:OLEObject Type="Embed" ProgID="Equation.3" ShapeID="_x0000_i1027" DrawAspect="Content" ObjectID="_1771245101" r:id="rId10"/>
-        </w:object>
-      </w:r>
-      <w:r>
-        <w:rPr>
+      <m:oMath>
+        <m:r>
+          <w:rPr>
+            <w:rFonts w:ascii="Cambria Math"/>
+            <w:sz w:val="24"/>
+            <w:szCs w:val="24"/>
+          </w:rPr>
+          <m:t>Ln(10)</m:t>
+        </m:r>
+      </m:oMath>
+      <w:r>
+        <w:rPr>
+          <w:b w:val="0"/>
+          <w:bCs w:val="0"/>
           <w:sz w:val="24"/>
           <w:szCs w:val="24"/>
         </w:rPr>
@@ -1650,6 +1749,8 @@
       </w:r>
       <w:r>
         <w:rPr>
+          <w:b w:val="0"/>
+          <w:bCs w:val="0"/>
           <w:sz w:val="24"/>
           <w:szCs w:val="24"/>
         </w:rPr>
@@ -1657,26 +1758,53 @@
       </w:r>
       <w:r>
         <w:rPr>
+          <w:b w:val="0"/>
+          <w:bCs w:val="0"/>
           <w:sz w:val="24"/>
           <w:szCs w:val="24"/>
         </w:rPr>
         <w:t xml:space="preserve">d) </w:t>
       </w:r>
-      <w:r>
-        <w:rPr>
-          <w:position w:val="-6"/>
-          <w:sz w:val="24"/>
-          <w:szCs w:val="24"/>
-        </w:rPr>
-        <w:object w:dxaOrig="279" w:dyaOrig="320" w14:anchorId="47C38F09">
-          <v:shape id="_x0000_i1028" type="#_x0000_t75" style="width:10.95pt;height:12.65pt" o:ole="">
-            <v:imagedata r:id="rId11" o:title=""/>
-          </v:shape>
-          <o:OLEObject Type="Embed" ProgID="Equation.3" ShapeID="_x0000_i1028" DrawAspect="Content" ObjectID="_1771245102" r:id="rId12"/>
-        </w:object>
-      </w:r>
-      <w:r>
-        <w:rPr>
+      <m:oMath>
+        <m:sSup>
+          <m:sSupPr>
+            <m:ctrlPr>
+              <w:rPr>
+                <w:rFonts w:ascii="Cambria Math" w:hAnsi="Cambria Math"/>
+                <w:b w:val="0"/>
+                <w:bCs w:val="0"/>
+                <w:i/>
+                <w:sz w:val="24"/>
+                <w:szCs w:val="24"/>
+              </w:rPr>
+            </m:ctrlPr>
+          </m:sSupPr>
+          <m:e>
+            <m:r>
+              <w:rPr>
+                <w:rFonts w:ascii="Cambria Math"/>
+                <w:sz w:val="24"/>
+                <w:szCs w:val="24"/>
+              </w:rPr>
+              <m:t>e</m:t>
+            </m:r>
+          </m:e>
+          <m:sup>
+            <m:r>
+              <w:rPr>
+                <w:rFonts w:ascii="Cambria Math"/>
+                <w:sz w:val="24"/>
+                <w:szCs w:val="24"/>
+              </w:rPr>
+              <m:t>2</m:t>
+            </m:r>
+          </m:sup>
+        </m:sSup>
+      </m:oMath>
+      <w:r>
+        <w:rPr>
+          <w:b w:val="0"/>
+          <w:bCs w:val="0"/>
           <w:sz w:val="24"/>
           <w:szCs w:val="24"/>
         </w:rPr>
@@ -1684,6 +1812,8 @@
       </w:r>
       <w:r>
         <w:rPr>
+          <w:b w:val="0"/>
+          <w:bCs w:val="0"/>
           <w:sz w:val="24"/>
           <w:szCs w:val="24"/>
         </w:rPr>
@@ -1691,6 +1821,8 @@
       </w:r>
       <w:r>
         <w:rPr>
+          <w:b w:val="0"/>
+          <w:bCs w:val="0"/>
           <w:sz w:val="24"/>
           <w:szCs w:val="24"/>
         </w:rPr>
@@ -1698,26 +1830,45 @@
       </w:r>
       <w:r>
         <w:rPr>
+          <w:b w:val="0"/>
+          <w:bCs w:val="0"/>
           <w:sz w:val="24"/>
           <w:szCs w:val="24"/>
         </w:rPr>
         <w:t xml:space="preserve">e) </w:t>
       </w:r>
-      <w:r>
-        <w:rPr>
-          <w:position w:val="-8"/>
-          <w:sz w:val="24"/>
-          <w:szCs w:val="24"/>
-        </w:rPr>
-        <w:object w:dxaOrig="620" w:dyaOrig="360" w14:anchorId="34533000">
-          <v:shape id="_x0000_i1029" type="#_x0000_t75" style="width:25.35pt;height:13.8pt" o:ole="">
-            <v:imagedata r:id="rId13" o:title=""/>
-          </v:shape>
-          <o:OLEObject Type="Embed" ProgID="Equation.3" ShapeID="_x0000_i1029" DrawAspect="Content" ObjectID="_1771245103" r:id="rId14"/>
-        </w:object>
-      </w:r>
-      <w:r>
-        <w:rPr>
+      <m:oMath>
+        <m:rad>
+          <m:radPr>
+            <m:degHide m:val="1"/>
+            <m:ctrlPr>
+              <w:rPr>
+                <w:rFonts w:ascii="Cambria Math" w:hAnsi="Cambria Math"/>
+                <w:b w:val="0"/>
+                <w:bCs w:val="0"/>
+                <w:i/>
+                <w:sz w:val="24"/>
+                <w:szCs w:val="24"/>
+              </w:rPr>
+            </m:ctrlPr>
+          </m:radPr>
+          <m:deg/>
+          <m:e>
+            <m:r>
+              <w:rPr>
+                <w:rFonts w:ascii="Cambria Math"/>
+                <w:sz w:val="24"/>
+                <w:szCs w:val="24"/>
+              </w:rPr>
+              <m:t>225</m:t>
+            </m:r>
+          </m:e>
+        </m:rad>
+      </m:oMath>
+      <w:r>
+        <w:rPr>
+          <w:b w:val="0"/>
+          <w:bCs w:val="0"/>
           <w:sz w:val="24"/>
           <w:szCs w:val="24"/>
         </w:rPr>
@@ -1725,6 +1876,8 @@
       </w:r>
       <w:r>
         <w:rPr>
+          <w:b w:val="0"/>
+          <w:bCs w:val="0"/>
           <w:sz w:val="24"/>
           <w:szCs w:val="24"/>
         </w:rPr>
@@ -1732,26 +1885,119 @@
       </w:r>
       <w:r>
         <w:rPr>
+          <w:b w:val="0"/>
+          <w:bCs w:val="0"/>
           <w:sz w:val="24"/>
           <w:szCs w:val="24"/>
         </w:rPr>
         <w:t xml:space="preserve">f) </w:t>
       </w:r>
-      <w:r>
-        <w:rPr>
-          <w:position w:val="-28"/>
-          <w:sz w:val="24"/>
-          <w:szCs w:val="24"/>
-        </w:rPr>
-        <w:object w:dxaOrig="1100" w:dyaOrig="660" w14:anchorId="766540C5">
-          <v:shape id="_x0000_i1030" type="#_x0000_t75" style="width:46.65pt;height:28.2pt" o:ole="">
-            <v:imagedata r:id="rId15" o:title=""/>
-          </v:shape>
-          <o:OLEObject Type="Embed" ProgID="Equation.3" ShapeID="_x0000_i1030" DrawAspect="Content" ObjectID="_1771245104" r:id="rId16"/>
-        </w:object>
-      </w:r>
-      <w:r>
-        <w:rPr>
+      <m:oMath>
+        <m:f>
+          <m:fPr>
+            <m:ctrlPr>
+              <w:rPr>
+                <w:rFonts w:ascii="Cambria Math" w:hAnsi="Cambria Math"/>
+                <w:b w:val="0"/>
+                <w:bCs w:val="0"/>
+                <w:i/>
+                <w:sz w:val="24"/>
+                <w:szCs w:val="24"/>
+              </w:rPr>
+            </m:ctrlPr>
+          </m:fPr>
+          <m:num>
+            <m:r>
+              <w:rPr>
+                <w:rFonts w:ascii="Cambria Math"/>
+                <w:sz w:val="24"/>
+                <w:szCs w:val="24"/>
+              </w:rPr>
+              <m:t>25+60</m:t>
+            </m:r>
+            <m:r>
+              <w:rPr>
+                <w:rFonts w:ascii="Cambria Math"/>
+                <w:sz w:val="24"/>
+                <w:szCs w:val="24"/>
+              </w:rPr>
+              <m:t>×</m:t>
+            </m:r>
+            <m:r>
+              <w:rPr>
+                <w:rFonts w:ascii="Cambria Math"/>
+                <w:sz w:val="24"/>
+                <w:szCs w:val="24"/>
+              </w:rPr>
+              <m:t>8</m:t>
+            </m:r>
+          </m:num>
+          <m:den>
+            <m:r>
+              <w:rPr>
+                <w:rFonts w:ascii="Cambria Math"/>
+                <w:sz w:val="24"/>
+                <w:szCs w:val="24"/>
+              </w:rPr>
+              <m:t>(14</m:t>
+            </m:r>
+            <m:r>
+              <w:rPr>
+                <w:rFonts w:ascii="Cambria Math"/>
+                <w:sz w:val="24"/>
+                <w:szCs w:val="24"/>
+              </w:rPr>
+              <m:t>-</m:t>
+            </m:r>
+            <m:r>
+              <w:rPr>
+                <w:rFonts w:ascii="Cambria Math"/>
+                <w:sz w:val="24"/>
+                <w:szCs w:val="24"/>
+              </w:rPr>
+              <m:t>5</m:t>
+            </m:r>
+            <m:sSup>
+              <m:sSupPr>
+                <m:ctrlPr>
+                  <w:rPr>
+                    <w:rFonts w:ascii="Cambria Math" w:hAnsi="Cambria Math"/>
+                    <w:b w:val="0"/>
+                    <w:bCs w:val="0"/>
+                    <w:i/>
+                    <w:sz w:val="24"/>
+                    <w:szCs w:val="24"/>
+                  </w:rPr>
+                </m:ctrlPr>
+              </m:sSupPr>
+              <m:e>
+                <m:r>
+                  <w:rPr>
+                    <w:rFonts w:ascii="Cambria Math"/>
+                    <w:sz w:val="24"/>
+                    <w:szCs w:val="24"/>
+                  </w:rPr>
+                  <m:t>)</m:t>
+                </m:r>
+              </m:e>
+              <m:sup>
+                <m:r>
+                  <w:rPr>
+                    <w:rFonts w:ascii="Cambria Math"/>
+                    <w:sz w:val="24"/>
+                    <w:szCs w:val="24"/>
+                  </w:rPr>
+                  <m:t>2</m:t>
+                </m:r>
+              </m:sup>
+            </m:sSup>
+          </m:den>
+        </m:f>
+      </m:oMath>
+      <w:r>
+        <w:rPr>
+          <w:b w:val="0"/>
+          <w:bCs w:val="0"/>
           <w:sz w:val="24"/>
           <w:szCs w:val="24"/>
         </w:rPr>
@@ -1759,6 +2005,8 @@
       </w:r>
       <w:r>
         <w:rPr>
+          <w:b w:val="0"/>
+          <w:bCs w:val="0"/>
           <w:sz w:val="24"/>
           <w:szCs w:val="24"/>
         </w:rPr>
@@ -1766,6 +2014,8 @@
       </w:r>
       <w:r>
         <w:rPr>
+          <w:b w:val="0"/>
+          <w:bCs w:val="0"/>
           <w:sz w:val="24"/>
           <w:szCs w:val="24"/>
         </w:rPr>
@@ -1773,6 +2023,8 @@
       </w:r>
       <w:r>
         <w:rPr>
+          <w:b w:val="0"/>
+          <w:bCs w:val="0"/>
           <w:sz w:val="24"/>
           <w:szCs w:val="24"/>
         </w:rPr>
@@ -1780,6 +2032,8 @@
       </w:r>
       <w:r>
         <w:rPr>
+          <w:b w:val="0"/>
+          <w:bCs w:val="0"/>
           <w:sz w:val="24"/>
           <w:szCs w:val="24"/>
         </w:rPr>
@@ -1790,6 +2044,8 @@
       <w:pPr>
         <w:pStyle w:val="PosGrad"/>
         <w:rPr>
+          <w:b w:val="0"/>
+          <w:bCs w:val="0"/>
           <w:sz w:val="24"/>
           <w:szCs w:val="24"/>
         </w:rPr>
@@ -1799,32 +2055,135 @@
       <w:pPr>
         <w:pStyle w:val="PosGrad"/>
         <w:rPr>
-          <w:sz w:val="24"/>
-          <w:szCs w:val="24"/>
-        </w:rPr>
-      </w:pPr>
-      <w:r>
-        <w:rPr>
+          <w:b w:val="0"/>
+          <w:bCs w:val="0"/>
+          <w:sz w:val="24"/>
+          <w:szCs w:val="24"/>
+        </w:rPr>
+      </w:pPr>
+      <w:r>
+        <w:rPr>
+          <w:b w:val="0"/>
+          <w:bCs w:val="0"/>
           <w:sz w:val="24"/>
           <w:szCs w:val="24"/>
         </w:rPr>
         <w:t>g)</w:t>
       </w:r>
-      <w:r>
-        <w:rPr>
-          <w:position w:val="-30"/>
-          <w:sz w:val="24"/>
-          <w:szCs w:val="24"/>
-        </w:rPr>
-        <w:object w:dxaOrig="1380" w:dyaOrig="680" w14:anchorId="2572BE6D">
-          <v:shape id="_x0000_i1031" type="#_x0000_t75" style="width:58.75pt;height:28.2pt" o:ole="">
-            <v:imagedata r:id="rId17" o:title=""/>
-          </v:shape>
-          <o:OLEObject Type="Embed" ProgID="Equation.3" ShapeID="_x0000_i1031" DrawAspect="Content" ObjectID="_1771245105" r:id="rId18"/>
-        </w:object>
-      </w:r>
-      <w:r>
-        <w:rPr>
+      <m:oMath>
+        <m:r>
+          <w:rPr>
+            <w:rFonts w:ascii="Cambria Math"/>
+            <w:sz w:val="24"/>
+            <w:szCs w:val="24"/>
+          </w:rPr>
+          <m:t>25+</m:t>
+        </m:r>
+        <m:f>
+          <m:fPr>
+            <m:ctrlPr>
+              <w:rPr>
+                <w:rFonts w:ascii="Cambria Math" w:hAnsi="Cambria Math"/>
+                <w:b w:val="0"/>
+                <w:bCs w:val="0"/>
+                <w:i/>
+                <w:sz w:val="24"/>
+                <w:szCs w:val="24"/>
+              </w:rPr>
+            </m:ctrlPr>
+          </m:fPr>
+          <m:num>
+            <m:r>
+              <w:rPr>
+                <w:rFonts w:ascii="Cambria Math"/>
+                <w:sz w:val="24"/>
+                <w:szCs w:val="24"/>
+              </w:rPr>
+              <m:t>60</m:t>
+            </m:r>
+            <m:r>
+              <w:rPr>
+                <w:rFonts w:ascii="Cambria Math"/>
+                <w:sz w:val="24"/>
+                <w:szCs w:val="24"/>
+              </w:rPr>
+              <m:t>×</m:t>
+            </m:r>
+            <m:r>
+              <w:rPr>
+                <w:rFonts w:ascii="Cambria Math"/>
+                <w:sz w:val="24"/>
+                <w:szCs w:val="24"/>
+              </w:rPr>
+              <m:t>8</m:t>
+            </m:r>
+          </m:num>
+          <m:den>
+            <m:r>
+              <w:rPr>
+                <w:rFonts w:ascii="Cambria Math"/>
+                <w:sz w:val="24"/>
+                <w:szCs w:val="24"/>
+              </w:rPr>
+              <m:t>(14</m:t>
+            </m:r>
+            <m:r>
+              <w:rPr>
+                <w:rFonts w:ascii="Cambria Math"/>
+                <w:sz w:val="24"/>
+                <w:szCs w:val="24"/>
+              </w:rPr>
+              <m:t>-</m:t>
+            </m:r>
+            <m:r>
+              <w:rPr>
+                <w:rFonts w:ascii="Cambria Math"/>
+                <w:sz w:val="24"/>
+                <w:szCs w:val="24"/>
+              </w:rPr>
+              <m:t>5</m:t>
+            </m:r>
+            <m:sSup>
+              <m:sSupPr>
+                <m:ctrlPr>
+                  <w:rPr>
+                    <w:rFonts w:ascii="Cambria Math" w:hAnsi="Cambria Math"/>
+                    <w:b w:val="0"/>
+                    <w:bCs w:val="0"/>
+                    <w:i/>
+                    <w:sz w:val="24"/>
+                    <w:szCs w:val="24"/>
+                  </w:rPr>
+                </m:ctrlPr>
+              </m:sSupPr>
+              <m:e>
+                <m:r>
+                  <w:rPr>
+                    <w:rFonts w:ascii="Cambria Math"/>
+                    <w:sz w:val="24"/>
+                    <w:szCs w:val="24"/>
+                  </w:rPr>
+                  <m:t>)</m:t>
+                </m:r>
+              </m:e>
+              <m:sup>
+                <m:r>
+                  <w:rPr>
+                    <w:rFonts w:ascii="Cambria Math"/>
+                    <w:sz w:val="24"/>
+                    <w:szCs w:val="24"/>
+                  </w:rPr>
+                  <m:t>2</m:t>
+                </m:r>
+              </m:sup>
+            </m:sSup>
+          </m:den>
+        </m:f>
+      </m:oMath>
+      <w:r>
+        <w:rPr>
+          <w:b w:val="0"/>
+          <w:bCs w:val="0"/>
           <w:sz w:val="24"/>
           <w:szCs w:val="24"/>
         </w:rPr>
@@ -1832,6 +2191,8 @@
       </w:r>
       <w:r>
         <w:rPr>
+          <w:b w:val="0"/>
+          <w:bCs w:val="0"/>
           <w:sz w:val="24"/>
           <w:szCs w:val="24"/>
         </w:rPr>
@@ -1839,6 +2200,8 @@
       </w:r>
       <w:r>
         <w:rPr>
+          <w:b w:val="0"/>
+          <w:bCs w:val="0"/>
           <w:sz w:val="24"/>
           <w:szCs w:val="24"/>
         </w:rPr>
@@ -1846,46 +2209,70 @@
       </w:r>
       <w:r>
         <w:rPr>
+          <w:b w:val="0"/>
+          <w:bCs w:val="0"/>
           <w:sz w:val="24"/>
           <w:szCs w:val="24"/>
         </w:rPr>
         <w:t xml:space="preserve">) </w:t>
       </w:r>
+      <m:oMath>
+        <m:r>
+          <w:rPr>
+            <w:rFonts w:ascii="Cambria Math" w:hAnsi="Cambria Math"/>
+            <w:sz w:val="24"/>
+            <w:szCs w:val="24"/>
+          </w:rPr>
+          <m:t>Seno(</m:t>
+        </m:r>
+        <m:sSup>
+          <m:sSupPr>
+            <m:ctrlPr>
+              <w:rPr>
+                <w:rFonts w:ascii="Cambria Math" w:hAnsi="Cambria Math"/>
+                <w:b w:val="0"/>
+                <w:bCs w:val="0"/>
+                <w:i/>
+                <w:sz w:val="24"/>
+                <w:szCs w:val="24"/>
+              </w:rPr>
+            </m:ctrlPr>
+          </m:sSupPr>
+          <m:e>
+            <m:r>
+              <w:rPr>
+                <w:rFonts w:ascii="Cambria Math" w:hAnsi="Cambria Math"/>
+                <w:sz w:val="24"/>
+                <w:szCs w:val="24"/>
+              </w:rPr>
+              <m:t>30</m:t>
+            </m:r>
+          </m:e>
+          <m:sup>
+            <m:r>
+              <w:rPr>
+                <w:rFonts w:ascii="Cambria Math" w:hAnsi="Cambria Math"/>
+                <w:sz w:val="24"/>
+                <w:szCs w:val="24"/>
+              </w:rPr>
+              <m:t>o</m:t>
+            </m:r>
+          </m:sup>
+        </m:sSup>
+        <m:r>
+          <w:rPr>
+            <w:rFonts w:ascii="Cambria Math" w:hAnsi="Cambria Math"/>
+            <w:sz w:val="24"/>
+            <w:szCs w:val="24"/>
+          </w:rPr>
+          <m:t>)</m:t>
+        </m:r>
+      </m:oMath>
       <w:r>
         <w:rPr>
           <w:rFonts w:ascii="Times New Roman" w:hAnsi="Times New Roman"/>
           <w:b w:val="0"/>
-          <w:i/>
-          <w:sz w:val="24"/>
-          <w:szCs w:val="24"/>
-        </w:rPr>
-        <w:t>Seno(30</w:t>
-      </w:r>
-      <w:r>
-        <w:rPr>
-          <w:rFonts w:ascii="Times New Roman" w:hAnsi="Times New Roman"/>
-          <w:b w:val="0"/>
-          <w:i/>
-          <w:sz w:val="24"/>
-          <w:szCs w:val="24"/>
-          <w:vertAlign w:val="superscript"/>
-        </w:rPr>
-        <w:t>o</w:t>
-      </w:r>
-      <w:r>
-        <w:rPr>
-          <w:rFonts w:ascii="Times New Roman" w:hAnsi="Times New Roman"/>
-          <w:b w:val="0"/>
-          <w:i/>
-          <w:sz w:val="24"/>
-          <w:szCs w:val="24"/>
-        </w:rPr>
-        <w:t>)</w:t>
-      </w:r>
-      <w:r>
-        <w:rPr>
-          <w:rFonts w:ascii="Times New Roman" w:hAnsi="Times New Roman"/>
-          <w:b w:val="0"/>
+          <w:bCs w:val="0"/>
           <w:i/>
           <w:sz w:val="24"/>
           <w:szCs w:val="24"/>
@@ -1895,6 +2282,8 @@
       </w:r>
       <w:r>
         <w:rPr>
+          <w:b w:val="0"/>
+          <w:bCs w:val="0"/>
           <w:sz w:val="24"/>
           <w:szCs w:val="24"/>
         </w:rPr>
@@ -1902,26 +2291,181 @@
       </w:r>
       <w:r>
         <w:rPr>
+          <w:b w:val="0"/>
+          <w:bCs w:val="0"/>
           <w:sz w:val="24"/>
           <w:szCs w:val="24"/>
         </w:rPr>
         <w:t>)</w:t>
       </w:r>
-      <w:r>
-        <w:rPr>
-          <w:position w:val="-28"/>
-          <w:sz w:val="24"/>
-          <w:szCs w:val="24"/>
-        </w:rPr>
-        <w:object w:dxaOrig="1120" w:dyaOrig="720" w14:anchorId="3E0034FD">
-          <v:shape id="_x0000_i1032" type="#_x0000_t75" style="width:47.8pt;height:31.1pt" o:ole="">
-            <v:imagedata r:id="rId19" o:title=""/>
-          </v:shape>
-          <o:OLEObject Type="Embed" ProgID="Equation.3" ShapeID="_x0000_i1032" DrawAspect="Content" ObjectID="_1771245106" r:id="rId20"/>
-        </w:object>
-      </w:r>
-      <w:r>
-        <w:rPr>
+      <m:oMath>
+        <m:f>
+          <m:fPr>
+            <m:ctrlPr>
+              <w:rPr>
+                <w:rFonts w:ascii="Cambria Math" w:hAnsi="Cambria Math"/>
+                <w:b w:val="0"/>
+                <w:bCs w:val="0"/>
+                <w:i/>
+                <w:sz w:val="24"/>
+                <w:szCs w:val="24"/>
+              </w:rPr>
+            </m:ctrlPr>
+          </m:fPr>
+          <m:num>
+            <m:r>
+              <w:rPr>
+                <w:rFonts w:ascii="Cambria Math"/>
+                <w:sz w:val="24"/>
+                <w:szCs w:val="24"/>
+              </w:rPr>
+              <m:t>1</m:t>
+            </m:r>
+          </m:num>
+          <m:den>
+            <m:rad>
+              <m:radPr>
+                <m:degHide m:val="1"/>
+                <m:ctrlPr>
+                  <w:rPr>
+                    <w:rFonts w:ascii="Cambria Math" w:hAnsi="Cambria Math"/>
+                    <w:b w:val="0"/>
+                    <w:bCs w:val="0"/>
+                    <w:i/>
+                    <w:sz w:val="24"/>
+                    <w:szCs w:val="24"/>
+                  </w:rPr>
+                </m:ctrlPr>
+              </m:radPr>
+              <m:deg/>
+              <m:e>
+                <m:r>
+                  <w:rPr>
+                    <w:rFonts w:ascii="Cambria Math"/>
+                    <w:sz w:val="24"/>
+                    <w:szCs w:val="24"/>
+                  </w:rPr>
+                  <m:t>2π</m:t>
+                </m:r>
+              </m:e>
+            </m:rad>
+          </m:den>
+        </m:f>
+        <m:sSup>
+          <m:sSupPr>
+            <m:ctrlPr>
+              <w:rPr>
+                <w:rFonts w:ascii="Cambria Math" w:hAnsi="Cambria Math"/>
+                <w:b w:val="0"/>
+                <w:bCs w:val="0"/>
+                <w:i/>
+                <w:sz w:val="24"/>
+                <w:szCs w:val="24"/>
+              </w:rPr>
+            </m:ctrlPr>
+          </m:sSupPr>
+          <m:e>
+            <m:r>
+              <w:rPr>
+                <w:rFonts w:ascii="Cambria Math"/>
+                <w:sz w:val="24"/>
+                <w:szCs w:val="24"/>
+              </w:rPr>
+              <m:t>e</m:t>
+            </m:r>
+          </m:e>
+          <m:sup>
+            <m:r>
+              <w:rPr>
+                <w:rFonts w:ascii="Cambria Math"/>
+                <w:sz w:val="24"/>
+                <w:szCs w:val="24"/>
+              </w:rPr>
+              <m:t>-</m:t>
+            </m:r>
+            <m:f>
+              <m:fPr>
+                <m:ctrlPr>
+                  <w:rPr>
+                    <w:rFonts w:ascii="Cambria Math" w:hAnsi="Cambria Math"/>
+                    <w:b w:val="0"/>
+                    <w:bCs w:val="0"/>
+                    <w:i/>
+                    <w:sz w:val="24"/>
+                    <w:szCs w:val="24"/>
+                  </w:rPr>
+                </m:ctrlPr>
+              </m:fPr>
+              <m:num>
+                <m:r>
+                  <w:rPr>
+                    <w:rFonts w:ascii="Cambria Math"/>
+                    <w:sz w:val="24"/>
+                    <w:szCs w:val="24"/>
+                  </w:rPr>
+                  <m:t>1</m:t>
+                </m:r>
+              </m:num>
+              <m:den>
+                <m:r>
+                  <w:rPr>
+                    <w:rFonts w:ascii="Cambria Math"/>
+                    <w:sz w:val="24"/>
+                    <w:szCs w:val="24"/>
+                  </w:rPr>
+                  <m:t>2</m:t>
+                </m:r>
+              </m:den>
+            </m:f>
+            <m:r>
+              <w:rPr>
+                <w:rFonts w:ascii="Cambria Math"/>
+                <w:sz w:val="24"/>
+                <w:szCs w:val="24"/>
+              </w:rPr>
+              <m:t>×</m:t>
+            </m:r>
+            <m:sSup>
+              <m:sSupPr>
+                <m:ctrlPr>
+                  <w:rPr>
+                    <w:rFonts w:ascii="Cambria Math" w:hAnsi="Cambria Math"/>
+                    <w:b w:val="0"/>
+                    <w:bCs w:val="0"/>
+                    <w:i/>
+                    <w:sz w:val="24"/>
+                    <w:szCs w:val="24"/>
+                  </w:rPr>
+                </m:ctrlPr>
+              </m:sSupPr>
+              <m:e>
+                <m:r>
+                  <w:rPr>
+                    <w:rFonts w:ascii="Cambria Math"/>
+                    <w:sz w:val="24"/>
+                    <w:szCs w:val="24"/>
+                  </w:rPr>
+                  <m:t>4</m:t>
+                </m:r>
+              </m:e>
+              <m:sup>
+                <m:r>
+                  <w:rPr>
+                    <w:rFonts w:ascii="Cambria Math"/>
+                    <w:sz w:val="24"/>
+                    <w:szCs w:val="24"/>
+                  </w:rPr>
+                  <m:t>2</m:t>
+                </m:r>
+              </m:sup>
+            </m:sSup>
+          </m:sup>
+        </m:sSup>
+      </m:oMath>
+      <w:r>
+        <w:rPr>
+          <w:b w:val="0"/>
+          <w:bCs w:val="0"/>
           <w:sz w:val="24"/>
           <w:szCs w:val="24"/>
         </w:rPr>
@@ -1929,6 +2473,8 @@
       </w:r>
       <w:r>
         <w:rPr>
+          <w:b w:val="0"/>
+          <w:bCs w:val="0"/>
           <w:sz w:val="24"/>
           <w:szCs w:val="24"/>
         </w:rPr>
@@ -1938,6 +2484,7 @@
         <w:rPr>
           <w:rFonts w:ascii="Times New Roman" w:hAnsi="Times New Roman"/>
           <w:b w:val="0"/>
+          <w:bCs w:val="0"/>
           <w:i/>
           <w:sz w:val="24"/>
           <w:szCs w:val="24"/>
@@ -1946,26 +2493,113 @@
       </w:r>
       <w:r>
         <w:rPr>
+          <w:b w:val="0"/>
+          <w:bCs w:val="0"/>
           <w:sz w:val="24"/>
           <w:szCs w:val="24"/>
         </w:rPr>
         <w:t>j)</w:t>
       </w:r>
-      <w:r>
-        <w:rPr>
-          <w:position w:val="-60"/>
-          <w:sz w:val="24"/>
-          <w:szCs w:val="24"/>
-        </w:rPr>
-        <w:object w:dxaOrig="1080" w:dyaOrig="980" w14:anchorId="28FD9C23">
-          <v:shape id="_x0000_i1033" type="#_x0000_t75" style="width:45.5pt;height:42.05pt" o:ole="">
-            <v:imagedata r:id="rId21" o:title=""/>
-          </v:shape>
-          <o:OLEObject Type="Embed" ProgID="Equation.3" ShapeID="_x0000_i1033" DrawAspect="Content" ObjectID="_1771245107" r:id="rId22"/>
-        </w:object>
-      </w:r>
-      <w:r>
-        <w:rPr>
+      <m:oMath>
+        <m:f>
+          <m:fPr>
+            <m:ctrlPr>
+              <w:rPr>
+                <w:rFonts w:ascii="Cambria Math" w:hAnsi="Cambria Math"/>
+                <w:b w:val="0"/>
+                <w:bCs w:val="0"/>
+                <w:i/>
+                <w:sz w:val="24"/>
+                <w:szCs w:val="24"/>
+              </w:rPr>
+            </m:ctrlPr>
+          </m:fPr>
+          <m:num>
+            <m:r>
+              <w:rPr>
+                <w:rFonts w:ascii="Cambria Math"/>
+                <w:sz w:val="24"/>
+                <w:szCs w:val="24"/>
+              </w:rPr>
+              <m:t>30,56</m:t>
+            </m:r>
+            <m:r>
+              <w:rPr>
+                <w:rFonts w:ascii="Cambria Math"/>
+                <w:sz w:val="24"/>
+                <w:szCs w:val="24"/>
+              </w:rPr>
+              <m:t>-</m:t>
+            </m:r>
+            <m:r>
+              <w:rPr>
+                <w:rFonts w:ascii="Cambria Math"/>
+                <w:sz w:val="24"/>
+                <w:szCs w:val="24"/>
+              </w:rPr>
+              <m:t>32</m:t>
+            </m:r>
+          </m:num>
+          <m:den>
+            <m:f>
+              <m:fPr>
+                <m:ctrlPr>
+                  <w:rPr>
+                    <w:rFonts w:ascii="Cambria Math" w:hAnsi="Cambria Math"/>
+                    <w:b w:val="0"/>
+                    <w:bCs w:val="0"/>
+                    <w:i/>
+                    <w:sz w:val="24"/>
+                    <w:szCs w:val="24"/>
+                  </w:rPr>
+                </m:ctrlPr>
+              </m:fPr>
+              <m:num>
+                <m:r>
+                  <w:rPr>
+                    <w:rFonts w:ascii="Cambria Math"/>
+                    <w:sz w:val="24"/>
+                    <w:szCs w:val="24"/>
+                  </w:rPr>
+                  <m:t>5</m:t>
+                </m:r>
+              </m:num>
+              <m:den>
+                <m:rad>
+                  <m:radPr>
+                    <m:degHide m:val="1"/>
+                    <m:ctrlPr>
+                      <w:rPr>
+                        <w:rFonts w:ascii="Cambria Math" w:hAnsi="Cambria Math"/>
+                        <w:b w:val="0"/>
+                        <w:bCs w:val="0"/>
+                        <w:i/>
+                        <w:sz w:val="24"/>
+                        <w:szCs w:val="24"/>
+                      </w:rPr>
+                    </m:ctrlPr>
+                  </m:radPr>
+                  <m:deg/>
+                  <m:e>
+                    <m:r>
+                      <w:rPr>
+                        <w:rFonts w:ascii="Cambria Math"/>
+                        <w:sz w:val="24"/>
+                        <w:szCs w:val="24"/>
+                      </w:rPr>
+                      <m:t>10</m:t>
+                    </m:r>
+                  </m:e>
+                </m:rad>
+              </m:den>
+            </m:f>
+          </m:den>
+        </m:f>
+      </m:oMath>
+      <w:r>
+        <w:rPr>
+          <w:b w:val="0"/>
+          <w:bCs w:val="0"/>
           <w:sz w:val="24"/>
           <w:szCs w:val="24"/>
         </w:rPr>
@@ -1973,6 +2607,8 @@
       </w:r>
       <w:r>
         <w:rPr>
+          <w:b w:val="0"/>
+          <w:bCs w:val="0"/>
           <w:sz w:val="24"/>
           <w:szCs w:val="24"/>
         </w:rPr>
@@ -1980,24 +2616,201 @@
       </w:r>
       <w:r>
         <w:rPr>
+          <w:b w:val="0"/>
+          <w:bCs w:val="0"/>
           <w:sz w:val="24"/>
           <w:szCs w:val="24"/>
         </w:rPr>
         <w:t xml:space="preserve"> </w:t>
       </w:r>
-      <w:r>
-        <w:rPr>
-          <w:position w:val="-62"/>
-          <w:sz w:val="24"/>
-          <w:szCs w:val="24"/>
-        </w:rPr>
-        <w:object w:dxaOrig="1800" w:dyaOrig="1359" w14:anchorId="245BB678">
-          <v:shape id="_x0000_i1034" type="#_x0000_t75" style="width:76.6pt;height:58.75pt" o:ole="">
-            <v:imagedata r:id="rId23" o:title=""/>
-          </v:shape>
-          <o:OLEObject Type="Embed" ProgID="Equation.3" ShapeID="_x0000_i1034" DrawAspect="Content" ObjectID="_1771245108" r:id="rId24"/>
-        </w:object>
-      </w:r>
+      <m:oMath>
+        <m:f>
+          <m:fPr>
+            <m:ctrlPr>
+              <w:rPr>
+                <w:rFonts w:ascii="Cambria Math" w:hAnsi="Cambria Math"/>
+                <w:b w:val="0"/>
+                <w:bCs w:val="0"/>
+                <w:i/>
+                <w:sz w:val="24"/>
+                <w:szCs w:val="24"/>
+              </w:rPr>
+            </m:ctrlPr>
+          </m:fPr>
+          <m:num>
+            <m:d>
+              <m:dPr>
+                <m:begChr m:val="["/>
+                <m:endChr m:val="]"/>
+                <m:ctrlPr>
+                  <w:rPr>
+                    <w:rFonts w:ascii="Cambria Math" w:hAnsi="Cambria Math"/>
+                    <w:b w:val="0"/>
+                    <w:bCs w:val="0"/>
+                    <w:i/>
+                    <w:sz w:val="24"/>
+                    <w:szCs w:val="24"/>
+                  </w:rPr>
+                </m:ctrlPr>
+              </m:dPr>
+              <m:e>
+                <m:f>
+                  <m:fPr>
+                    <m:ctrlPr>
+                      <w:rPr>
+                        <w:rFonts w:ascii="Cambria Math" w:hAnsi="Cambria Math"/>
+                        <w:b w:val="0"/>
+                        <w:bCs w:val="0"/>
+                        <w:i/>
+                        <w:sz w:val="24"/>
+                        <w:szCs w:val="24"/>
+                      </w:rPr>
+                    </m:ctrlPr>
+                  </m:fPr>
+                  <m:num>
+                    <m:d>
+                      <m:dPr>
+                        <m:ctrlPr>
+                          <w:rPr>
+                            <w:rFonts w:ascii="Cambria Math" w:hAnsi="Cambria Math"/>
+                            <w:b w:val="0"/>
+                            <w:bCs w:val="0"/>
+                            <w:i/>
+                            <w:sz w:val="24"/>
+                            <w:szCs w:val="24"/>
+                          </w:rPr>
+                        </m:ctrlPr>
+                      </m:dPr>
+                      <m:e>
+                        <m:r>
+                          <w:rPr>
+                            <w:rFonts w:ascii="Cambria Math"/>
+                            <w:sz w:val="24"/>
+                            <w:szCs w:val="24"/>
+                          </w:rPr>
+                          <m:t>0,4</m:t>
+                        </m:r>
+                        <m:r>
+                          <w:rPr>
+                            <w:rFonts w:ascii="Cambria Math"/>
+                            <w:sz w:val="24"/>
+                            <w:szCs w:val="24"/>
+                          </w:rPr>
+                          <m:t>-</m:t>
+                        </m:r>
+                        <m:r>
+                          <w:rPr>
+                            <w:rFonts w:ascii="Cambria Math"/>
+                            <w:sz w:val="24"/>
+                            <w:szCs w:val="24"/>
+                          </w:rPr>
+                          <m:t>0,5</m:t>
+                        </m:r>
+                      </m:e>
+                    </m:d>
+                  </m:num>
+                  <m:den>
+                    <m:r>
+                      <w:rPr>
+                        <w:rFonts w:ascii="Cambria Math"/>
+                        <w:sz w:val="24"/>
+                        <w:szCs w:val="24"/>
+                      </w:rPr>
+                      <m:t>100</m:t>
+                    </m:r>
+                  </m:den>
+                </m:f>
+              </m:e>
+            </m:d>
+            <m:r>
+              <w:rPr>
+                <w:rFonts w:ascii="Cambria Math"/>
+                <w:sz w:val="24"/>
+                <w:szCs w:val="24"/>
+              </w:rPr>
+              <m:t>-</m:t>
+            </m:r>
+            <m:r>
+              <w:rPr>
+                <w:rFonts w:ascii="Cambria Math"/>
+                <w:sz w:val="24"/>
+                <w:szCs w:val="24"/>
+              </w:rPr>
+              <m:t>0,7</m:t>
+            </m:r>
+          </m:num>
+          <m:den>
+            <m:rad>
+              <m:radPr>
+                <m:degHide m:val="1"/>
+                <m:ctrlPr>
+                  <w:rPr>
+                    <w:rFonts w:ascii="Cambria Math" w:hAnsi="Cambria Math"/>
+                    <w:b w:val="0"/>
+                    <w:bCs w:val="0"/>
+                    <w:i/>
+                    <w:sz w:val="24"/>
+                    <w:szCs w:val="24"/>
+                  </w:rPr>
+                </m:ctrlPr>
+              </m:radPr>
+              <m:deg/>
+              <m:e>
+                <m:f>
+                  <m:fPr>
+                    <m:ctrlPr>
+                      <w:rPr>
+                        <w:rFonts w:ascii="Cambria Math" w:hAnsi="Cambria Math"/>
+                        <w:b w:val="0"/>
+                        <w:bCs w:val="0"/>
+                        <w:i/>
+                        <w:sz w:val="24"/>
+                        <w:szCs w:val="24"/>
+                      </w:rPr>
+                    </m:ctrlPr>
+                  </m:fPr>
+                  <m:num>
+                    <m:r>
+                      <w:rPr>
+                        <w:rFonts w:ascii="Cambria Math"/>
+                        <w:sz w:val="24"/>
+                        <w:szCs w:val="24"/>
+                      </w:rPr>
+                      <m:t>0,7(1</m:t>
+                    </m:r>
+                    <m:r>
+                      <w:rPr>
+                        <w:rFonts w:ascii="Cambria Math"/>
+                        <w:sz w:val="24"/>
+                        <w:szCs w:val="24"/>
+                      </w:rPr>
+                      <m:t>-</m:t>
+                    </m:r>
+                    <m:r>
+                      <w:rPr>
+                        <w:rFonts w:ascii="Cambria Math"/>
+                        <w:sz w:val="24"/>
+                        <w:szCs w:val="24"/>
+                      </w:rPr>
+                      <m:t>0,7)</m:t>
+                    </m:r>
+                  </m:num>
+                  <m:den>
+                    <m:r>
+                      <w:rPr>
+                        <w:rFonts w:ascii="Cambria Math"/>
+                        <w:sz w:val="24"/>
+                        <w:szCs w:val="24"/>
+                      </w:rPr>
+                      <m:t>100</m:t>
+                    </m:r>
+                  </m:den>
+                </m:f>
+              </m:e>
+            </m:rad>
+          </m:den>
+        </m:f>
+      </m:oMath>
     </w:p>
     <w:p>
       <w:pPr>
@@ -2033,7 +2846,25 @@
         <w:rPr>
           <w:rFonts w:ascii="Book Antiqua" w:hAnsi="Book Antiqua"/>
         </w:rPr>
-        <w:t xml:space="preserve">) Dado o seguinte conjunto </w:t>
+        <w:t>) Dado o segui</w:t>
+      </w:r>
+      <w:r>
+        <w:rPr>
+          <w:rFonts w:ascii="Book Antiqua" w:hAnsi="Book Antiqua"/>
+        </w:rPr>
+        <w:t xml:space="preserve">nte </w:t>
+      </w:r>
+      <w:r>
+        <w:rPr>
+          <w:rFonts w:ascii="Book Antiqua" w:hAnsi="Book Antiqua"/>
+        </w:rPr>
+        <w:t xml:space="preserve">conjunto </w:t>
+      </w:r>
+      <w:r>
+        <w:rPr>
+          <w:rFonts w:ascii="Book Antiqua" w:hAnsi="Book Antiqua"/>
+        </w:rPr>
+        <w:t xml:space="preserve">numérico </w:t>
       </w:r>
       <w:r>
         <w:rPr>
@@ -2165,28 +2996,7 @@
         <w:rPr>
           <w:rFonts w:ascii="Book Antiqua" w:hAnsi="Book Antiqua"/>
         </w:rPr>
-        <w:t xml:space="preserve">utilizando </w:t>
-      </w:r>
-      <w:r>
-        <w:rPr>
-          <w:rFonts w:ascii="Book Antiqua" w:hAnsi="Book Antiqua"/>
-        </w:rPr>
-        <w:t>a Calculadora Científica</w:t>
-      </w:r>
-      <w:r>
-        <w:t xml:space="preserve"> ou o R</w:t>
-      </w:r>
-      <w:r>
-        <w:rPr>
-          <w:rFonts w:ascii="Book Antiqua" w:hAnsi="Book Antiqua"/>
-        </w:rPr>
-        <w:t xml:space="preserve">, </w:t>
-      </w:r>
-      <w:r>
-        <w:rPr>
-          <w:rFonts w:ascii="Book Antiqua" w:hAnsi="Book Antiqua"/>
-        </w:rPr>
-        <w:t>resolva</w:t>
+        <w:t>calcule</w:t>
       </w:r>
       <w:r>
         <w:rPr>
@@ -2208,243 +3018,110 @@
       <w:pPr>
         <w:pStyle w:val="PosGrad"/>
         <w:rPr>
-          <w:sz w:val="24"/>
-          <w:szCs w:val="24"/>
-        </w:rPr>
-      </w:pPr>
-      <w:r>
-        <w:rPr>
+          <w:b w:val="0"/>
+          <w:bCs w:val="0"/>
+          <w:sz w:val="24"/>
+          <w:szCs w:val="24"/>
+        </w:rPr>
+      </w:pPr>
+      <w:r>
+        <w:rPr>
+          <w:b w:val="0"/>
+          <w:bCs w:val="0"/>
           <w:sz w:val="24"/>
           <w:szCs w:val="24"/>
         </w:rPr>
         <w:t xml:space="preserve">a) </w:t>
       </w:r>
-      <w:r>
-        <w:rPr>
-          <w:position w:val="-28"/>
-          <w:sz w:val="24"/>
-          <w:szCs w:val="24"/>
-        </w:rPr>
-        <w:object w:dxaOrig="560" w:dyaOrig="680" w14:anchorId="6D73E592">
-          <v:shape id="_x0000_i1035" type="#_x0000_t75" style="width:24.2pt;height:29.4pt" o:ole="">
-            <v:imagedata r:id="rId25" o:title=""/>
-          </v:shape>
-          <o:OLEObject Type="Embed" ProgID="Equation.3" ShapeID="_x0000_i1035" DrawAspect="Content" ObjectID="_1771245109" r:id="rId26"/>
-        </w:object>
-      </w:r>
-      <w:r>
-        <w:rPr>
+      <m:oMath>
+        <m:nary>
+          <m:naryPr>
+            <m:chr m:val="∑"/>
+            <m:ctrlPr>
+              <w:rPr>
+                <w:rFonts w:ascii="Cambria Math" w:hAnsi="Cambria Math"/>
+                <w:b w:val="0"/>
+                <w:bCs w:val="0"/>
+                <w:i/>
+                <w:sz w:val="24"/>
+                <w:szCs w:val="24"/>
+              </w:rPr>
+            </m:ctrlPr>
+          </m:naryPr>
+          <m:sub>
+            <m:r>
+              <w:rPr>
+                <w:rFonts w:ascii="Cambria Math"/>
+                <w:sz w:val="24"/>
+                <w:szCs w:val="24"/>
+              </w:rPr>
+              <m:t>i=1</m:t>
+            </m:r>
+          </m:sub>
+          <m:sup>
+            <m:r>
+              <w:rPr>
+                <w:rFonts w:ascii="Cambria Math"/>
+                <w:sz w:val="24"/>
+                <w:szCs w:val="24"/>
+              </w:rPr>
+              <m:t>n</m:t>
+            </m:r>
+          </m:sup>
+          <m:e>
+            <m:sSub>
+              <m:sSubPr>
+                <m:ctrlPr>
+                  <w:rPr>
+                    <w:rFonts w:ascii="Cambria Math" w:hAnsi="Cambria Math"/>
+                    <w:b w:val="0"/>
+                    <w:bCs w:val="0"/>
+                    <w:i/>
+                    <w:sz w:val="24"/>
+                    <w:szCs w:val="24"/>
+                  </w:rPr>
+                </m:ctrlPr>
+              </m:sSubPr>
+              <m:e>
+                <m:r>
+                  <w:rPr>
+                    <w:rFonts w:ascii="Cambria Math"/>
+                    <w:sz w:val="24"/>
+                    <w:szCs w:val="24"/>
+                  </w:rPr>
+                  <m:t>x</m:t>
+                </m:r>
+              </m:e>
+              <m:sub>
+                <m:r>
+                  <w:rPr>
+                    <w:rFonts w:ascii="Cambria Math"/>
+                    <w:sz w:val="24"/>
+                    <w:szCs w:val="24"/>
+                  </w:rPr>
+                  <m:t>i</m:t>
+                </m:r>
+              </m:sub>
+            </m:sSub>
+          </m:e>
+        </m:nary>
+      </m:oMath>
+      <w:r>
+        <w:rPr>
+          <w:b w:val="0"/>
+          <w:bCs w:val="0"/>
           <w:sz w:val="24"/>
           <w:szCs w:val="24"/>
         </w:rPr>
         <w:tab/>
-        <w:t xml:space="preserve">b) </w:t>
-      </w:r>
-      <w:r>
-        <w:rPr>
-          <w:position w:val="-28"/>
-          <w:sz w:val="24"/>
-          <w:szCs w:val="24"/>
-        </w:rPr>
-        <w:object w:dxaOrig="600" w:dyaOrig="680" w14:anchorId="123AF2ED">
-          <v:shape id="_x0000_i1036" type="#_x0000_t75" style="width:25.9pt;height:29.4pt" o:ole="">
-            <v:imagedata r:id="rId27" o:title=""/>
-          </v:shape>
-          <o:OLEObject Type="Embed" ProgID="Equation.3" ShapeID="_x0000_i1036" DrawAspect="Content" ObjectID="_1771245110" r:id="rId28"/>
-        </w:object>
-      </w:r>
-      <w:r>
-        <w:rPr>
-          <w:sz w:val="24"/>
-          <w:szCs w:val="24"/>
-        </w:rPr>
-        <w:tab/>
-      </w:r>
-      <w:r>
-        <w:rPr>
-          <w:sz w:val="24"/>
-          <w:szCs w:val="24"/>
-        </w:rPr>
-        <w:t xml:space="preserve">         </w:t>
-      </w:r>
-      <w:r>
-        <w:rPr>
-          <w:sz w:val="24"/>
-          <w:szCs w:val="24"/>
-        </w:rPr>
-        <w:t xml:space="preserve">c) </w:t>
-      </w:r>
-      <w:r>
-        <w:rPr>
-          <w:position w:val="-30"/>
-          <w:sz w:val="24"/>
-          <w:szCs w:val="24"/>
-        </w:rPr>
-        <w:object w:dxaOrig="859" w:dyaOrig="760" w14:anchorId="7A861C53">
-          <v:shape id="_x0000_i1037" type="#_x0000_t75" style="width:36.3pt;height:32.85pt" o:ole="">
-            <v:imagedata r:id="rId29" o:title=""/>
-          </v:shape>
-          <o:OLEObject Type="Embed" ProgID="Equation.3" ShapeID="_x0000_i1037" DrawAspect="Content" ObjectID="_1771245111" r:id="rId30"/>
-        </w:object>
-      </w:r>
-      <w:r>
-        <w:rPr>
-          <w:sz w:val="24"/>
-          <w:szCs w:val="24"/>
-        </w:rPr>
-        <w:t xml:space="preserve">    </w:t>
-      </w:r>
-      <w:r>
-        <w:rPr>
-          <w:sz w:val="24"/>
-          <w:szCs w:val="24"/>
-        </w:rPr>
-        <w:tab/>
-      </w:r>
-      <w:r>
-        <w:rPr>
-          <w:sz w:val="24"/>
-          <w:szCs w:val="24"/>
-        </w:rPr>
-        <w:t>d</w:t>
-      </w:r>
-      <w:r>
-        <w:rPr>
-          <w:sz w:val="24"/>
-          <w:szCs w:val="24"/>
-        </w:rPr>
-        <w:t xml:space="preserve">) </w:t>
-      </w:r>
-      <w:r>
-        <w:rPr>
-          <w:position w:val="-6"/>
-          <w:sz w:val="24"/>
-          <w:szCs w:val="24"/>
-        </w:rPr>
-        <w:object w:dxaOrig="220" w:dyaOrig="260" w14:anchorId="05F99F22">
-          <v:shape id="_x0000_i1038" type="#_x0000_t75" style="width:13.25pt;height:17.85pt" o:ole="">
-            <v:imagedata r:id="rId31" o:title=""/>
-          </v:shape>
-          <o:OLEObject Type="Embed" ProgID="Equation.3" ShapeID="_x0000_i1038" DrawAspect="Content" ObjectID="_1771245112" r:id="rId32"/>
-        </w:object>
-      </w:r>
-      <w:r>
-        <w:rPr>
-          <w:b w:val="0"/>
-          <w:sz w:val="14"/>
-          <w:szCs w:val="24"/>
-        </w:rPr>
-        <w:t>(</w:t>
-      </w:r>
-      <w:r>
-        <w:rPr>
-          <w:b w:val="0"/>
-          <w:sz w:val="14"/>
-          <w:szCs w:val="24"/>
-        </w:rPr>
-        <w:t>média</w:t>
-      </w:r>
-      <w:r>
-        <w:rPr>
-          <w:b w:val="0"/>
-          <w:sz w:val="14"/>
-          <w:szCs w:val="24"/>
-        </w:rPr>
-        <w:t xml:space="preserve"> amostral</w:t>
-      </w:r>
-      <w:r>
-        <w:rPr>
-          <w:b w:val="0"/>
-          <w:sz w:val="14"/>
-          <w:szCs w:val="24"/>
-        </w:rPr>
-        <w:t>)</w:t>
-      </w:r>
-      <w:r>
-        <w:rPr>
-          <w:sz w:val="24"/>
-          <w:szCs w:val="24"/>
-        </w:rPr>
-        <w:tab/>
-      </w:r>
-      <w:r>
-        <w:rPr>
-          <w:b w:val="0"/>
-          <w:sz w:val="14"/>
-          <w:szCs w:val="24"/>
-        </w:rPr>
-        <w:t xml:space="preserve"> </w:t>
-      </w:r>
-      <w:r>
-        <w:rPr>
-          <w:sz w:val="24"/>
-          <w:szCs w:val="24"/>
-        </w:rPr>
-        <w:t>e</w:t>
-      </w:r>
-      <w:r>
-        <w:rPr>
-          <w:sz w:val="24"/>
-          <w:szCs w:val="24"/>
-        </w:rPr>
-        <w:t>)</w:t>
-      </w:r>
-      <w:r>
-        <w:rPr>
-          <w:sz w:val="24"/>
-          <w:szCs w:val="24"/>
-        </w:rPr>
-        <w:t xml:space="preserve"> </w:t>
-      </w:r>
-      <w:r>
-        <w:rPr>
-          <w:position w:val="-12"/>
-          <w:sz w:val="24"/>
-          <w:szCs w:val="24"/>
-        </w:rPr>
-        <w:object w:dxaOrig="260" w:dyaOrig="360" w14:anchorId="545A7BF2">
-          <v:shape id="_x0000_i1039" type="#_x0000_t75" style="width:13.8pt;height:20.15pt" o:ole="">
-            <v:imagedata r:id="rId33" o:title=""/>
-          </v:shape>
-          <o:OLEObject Type="Embed" ProgID="Equation.3" ShapeID="_x0000_i1039" DrawAspect="Content" ObjectID="_1771245113" r:id="rId34"/>
-        </w:object>
-      </w:r>
-      <w:r>
-        <w:rPr>
-          <w:sz w:val="24"/>
-          <w:szCs w:val="24"/>
-        </w:rPr>
-        <w:t xml:space="preserve"> </w:t>
-      </w:r>
-      <w:r>
-        <w:rPr>
-          <w:b w:val="0"/>
-          <w:sz w:val="14"/>
-          <w:szCs w:val="24"/>
-        </w:rPr>
-        <w:t>(desvio padrão</w:t>
-      </w:r>
-      <w:r>
-        <w:rPr>
-          <w:b w:val="0"/>
-          <w:sz w:val="14"/>
-          <w:szCs w:val="24"/>
-        </w:rPr>
-        <w:t xml:space="preserve"> amostral</w:t>
-      </w:r>
-      <w:r>
-        <w:rPr>
-          <w:b w:val="0"/>
-          <w:sz w:val="14"/>
-          <w:szCs w:val="24"/>
-        </w:rPr>
-        <w:t>)</w:t>
       </w:r>
     </w:p>
     <w:p>
       <w:pPr>
         <w:pStyle w:val="PosGrad"/>
         <w:rPr>
+          <w:b w:val="0"/>
+          <w:bCs w:val="0"/>
           <w:sz w:val="24"/>
           <w:szCs w:val="24"/>
         </w:rPr>
@@ -2454,68 +3131,761 @@
       <w:pPr>
         <w:pStyle w:val="PosGrad"/>
         <w:rPr>
-          <w:sz w:val="24"/>
-          <w:szCs w:val="24"/>
-        </w:rPr>
-      </w:pPr>
+          <w:b w:val="0"/>
+          <w:bCs w:val="0"/>
+          <w:sz w:val="24"/>
+          <w:szCs w:val="24"/>
+        </w:rPr>
+      </w:pPr>
+      <w:r>
+        <w:rPr>
+          <w:b w:val="0"/>
+          <w:bCs w:val="0"/>
+          <w:sz w:val="24"/>
+          <w:szCs w:val="24"/>
+        </w:rPr>
+        <w:t xml:space="preserve">b) </w:t>
+      </w:r>
+      <m:oMath>
+        <m:nary>
+          <m:naryPr>
+            <m:chr m:val="∑"/>
+            <m:ctrlPr>
+              <w:rPr>
+                <w:rFonts w:ascii="Cambria Math" w:hAnsi="Cambria Math"/>
+                <w:b w:val="0"/>
+                <w:bCs w:val="0"/>
+                <w:i/>
+                <w:sz w:val="24"/>
+                <w:szCs w:val="24"/>
+              </w:rPr>
+            </m:ctrlPr>
+          </m:naryPr>
+          <m:sub>
+            <m:r>
+              <w:rPr>
+                <w:rFonts w:ascii="Cambria Math"/>
+                <w:sz w:val="24"/>
+                <w:szCs w:val="24"/>
+              </w:rPr>
+              <m:t>i=1</m:t>
+            </m:r>
+          </m:sub>
+          <m:sup>
+            <m:r>
+              <w:rPr>
+                <w:rFonts w:ascii="Cambria Math"/>
+                <w:sz w:val="24"/>
+                <w:szCs w:val="24"/>
+              </w:rPr>
+              <m:t>n</m:t>
+            </m:r>
+          </m:sup>
+          <m:e>
+            <m:sSubSup>
+              <m:sSubSupPr>
+                <m:ctrlPr>
+                  <w:rPr>
+                    <w:rFonts w:ascii="Cambria Math" w:hAnsi="Cambria Math"/>
+                    <w:b w:val="0"/>
+                    <w:bCs w:val="0"/>
+                    <w:i/>
+                    <w:sz w:val="24"/>
+                    <w:szCs w:val="24"/>
+                  </w:rPr>
+                </m:ctrlPr>
+              </m:sSubSupPr>
+              <m:e>
+                <m:r>
+                  <w:rPr>
+                    <w:rFonts w:ascii="Cambria Math"/>
+                    <w:sz w:val="24"/>
+                    <w:szCs w:val="24"/>
+                  </w:rPr>
+                  <m:t>x</m:t>
+                </m:r>
+              </m:e>
+              <m:sub>
+                <m:r>
+                  <w:rPr>
+                    <w:rFonts w:ascii="Cambria Math"/>
+                    <w:sz w:val="24"/>
+                    <w:szCs w:val="24"/>
+                  </w:rPr>
+                  <m:t>i</m:t>
+                </m:r>
+              </m:sub>
+              <m:sup>
+                <m:r>
+                  <w:rPr>
+                    <w:rFonts w:ascii="Cambria Math"/>
+                    <w:sz w:val="24"/>
+                    <w:szCs w:val="24"/>
+                  </w:rPr>
+                  <m:t>2</m:t>
+                </m:r>
+              </m:sup>
+            </m:sSubSup>
+          </m:e>
+        </m:nary>
+      </m:oMath>
+      <w:r>
+        <w:rPr>
+          <w:b w:val="0"/>
+          <w:bCs w:val="0"/>
+          <w:sz w:val="24"/>
+          <w:szCs w:val="24"/>
+        </w:rPr>
+        <w:tab/>
+      </w:r>
+      <w:r>
+        <w:rPr>
+          <w:b w:val="0"/>
+          <w:bCs w:val="0"/>
+          <w:sz w:val="24"/>
+          <w:szCs w:val="24"/>
+        </w:rPr>
+        <w:t xml:space="preserve">        </w:t>
+      </w:r>
     </w:p>
     <w:p>
       <w:pPr>
         <w:pStyle w:val="PosGrad"/>
-      </w:pPr>
-      <w:r>
-        <w:rPr>
-          <w:sz w:val="24"/>
-          <w:szCs w:val="24"/>
-        </w:rPr>
-        <w:t>OBS</w:t>
-      </w:r>
-      <w:r>
-        <w:rPr>
-          <w:b w:val="0"/>
-          <w:sz w:val="24"/>
-          <w:szCs w:val="24"/>
-        </w:rPr>
-        <w:t xml:space="preserve">: Desvio Padrão no R </w:t>
-      </w:r>
-      <w:r>
-        <w:rPr>
-          <w:b w:val="0"/>
-          <w:sz w:val="24"/>
-          <w:szCs w:val="24"/>
-        </w:rPr>
-        <w:t xml:space="preserve">pode ser calculado por meio da função </w:t>
-      </w:r>
-      <w:r>
-        <w:rPr>
-          <w:rFonts w:ascii="Courier New" w:hAnsi="Courier New" w:cs="Courier New"/>
-          <w:b w:val="0"/>
-          <w:sz w:val="24"/>
-          <w:szCs w:val="24"/>
-        </w:rPr>
-        <w:t>sd()</w:t>
-      </w:r>
-      <w:r>
-        <w:rPr>
-          <w:rFonts w:ascii="Times New Roman" w:hAnsi="Times New Roman"/>
-          <w:b w:val="0"/>
-          <w:sz w:val="24"/>
-          <w:szCs w:val="24"/>
-        </w:rPr>
-        <w:t>.</w:t>
-      </w:r>
+        <w:rPr>
+          <w:b w:val="0"/>
+          <w:bCs w:val="0"/>
+          <w:sz w:val="24"/>
+          <w:szCs w:val="24"/>
+        </w:rPr>
+      </w:pPr>
     </w:p>
     <w:p>
       <w:pPr>
-        <w:jc w:val="both"/>
-        <w:rPr>
-          <w:rFonts w:ascii="Book Antiqua" w:hAnsi="Book Antiqua"/>
-          <w:b/>
-          <w:i/>
-          <w:sz w:val="26"/>
-          <w:szCs w:val="26"/>
-        </w:rPr>
-      </w:pPr>
+        <w:pStyle w:val="PosGrad"/>
+        <w:rPr>
+          <w:b w:val="0"/>
+          <w:bCs w:val="0"/>
+          <w:sz w:val="24"/>
+          <w:szCs w:val="24"/>
+        </w:rPr>
+      </w:pPr>
+      <w:r>
+        <w:rPr>
+          <w:b w:val="0"/>
+          <w:bCs w:val="0"/>
+          <w:sz w:val="24"/>
+          <w:szCs w:val="24"/>
+        </w:rPr>
+        <w:t xml:space="preserve">c) </w:t>
+      </w:r>
+      <m:oMath>
+        <m:sSup>
+          <m:sSupPr>
+            <m:ctrlPr>
+              <w:rPr>
+                <w:rFonts w:ascii="Cambria Math" w:hAnsi="Cambria Math"/>
+                <w:b w:val="0"/>
+                <w:bCs w:val="0"/>
+                <w:i/>
+                <w:sz w:val="24"/>
+                <w:szCs w:val="24"/>
+              </w:rPr>
+            </m:ctrlPr>
+          </m:sSupPr>
+          <m:e>
+            <m:d>
+              <m:dPr>
+                <m:ctrlPr>
+                  <w:rPr>
+                    <w:rFonts w:ascii="Cambria Math" w:hAnsi="Cambria Math"/>
+                    <w:b w:val="0"/>
+                    <w:bCs w:val="0"/>
+                    <w:i/>
+                    <w:sz w:val="24"/>
+                    <w:szCs w:val="24"/>
+                  </w:rPr>
+                </m:ctrlPr>
+              </m:dPr>
+              <m:e>
+                <m:nary>
+                  <m:naryPr>
+                    <m:chr m:val="∑"/>
+                    <m:ctrlPr>
+                      <w:rPr>
+                        <w:rFonts w:ascii="Cambria Math" w:hAnsi="Cambria Math"/>
+                        <w:b w:val="0"/>
+                        <w:bCs w:val="0"/>
+                        <w:i/>
+                        <w:sz w:val="24"/>
+                        <w:szCs w:val="24"/>
+                      </w:rPr>
+                    </m:ctrlPr>
+                  </m:naryPr>
+                  <m:sub>
+                    <m:r>
+                      <w:rPr>
+                        <w:rFonts w:ascii="Cambria Math"/>
+                        <w:sz w:val="24"/>
+                        <w:szCs w:val="24"/>
+                      </w:rPr>
+                      <m:t>i=1</m:t>
+                    </m:r>
+                  </m:sub>
+                  <m:sup>
+                    <m:r>
+                      <w:rPr>
+                        <w:rFonts w:ascii="Cambria Math"/>
+                        <w:sz w:val="24"/>
+                        <w:szCs w:val="24"/>
+                      </w:rPr>
+                      <m:t>n</m:t>
+                    </m:r>
+                  </m:sup>
+                  <m:e>
+                    <m:sSub>
+                      <m:sSubPr>
+                        <m:ctrlPr>
+                          <w:rPr>
+                            <w:rFonts w:ascii="Cambria Math" w:hAnsi="Cambria Math"/>
+                            <w:b w:val="0"/>
+                            <w:bCs w:val="0"/>
+                            <w:i/>
+                            <w:sz w:val="24"/>
+                            <w:szCs w:val="24"/>
+                          </w:rPr>
+                        </m:ctrlPr>
+                      </m:sSubPr>
+                      <m:e>
+                        <m:r>
+                          <w:rPr>
+                            <w:rFonts w:ascii="Cambria Math"/>
+                            <w:sz w:val="24"/>
+                            <w:szCs w:val="24"/>
+                          </w:rPr>
+                          <m:t>x</m:t>
+                        </m:r>
+                      </m:e>
+                      <m:sub>
+                        <m:r>
+                          <w:rPr>
+                            <w:rFonts w:ascii="Cambria Math"/>
+                            <w:sz w:val="24"/>
+                            <w:szCs w:val="24"/>
+                          </w:rPr>
+                          <m:t>i</m:t>
+                        </m:r>
+                      </m:sub>
+                    </m:sSub>
+                  </m:e>
+                </m:nary>
+              </m:e>
+            </m:d>
+          </m:e>
+          <m:sup>
+            <m:r>
+              <w:rPr>
+                <w:rFonts w:ascii="Cambria Math"/>
+                <w:sz w:val="24"/>
+                <w:szCs w:val="24"/>
+              </w:rPr>
+              <m:t>2</m:t>
+            </m:r>
+          </m:sup>
+        </m:sSup>
+      </m:oMath>
+      <w:r>
+        <w:rPr>
+          <w:b w:val="0"/>
+          <w:bCs w:val="0"/>
+          <w:sz w:val="24"/>
+          <w:szCs w:val="24"/>
+        </w:rPr>
+        <w:t xml:space="preserve">    </w:t>
+      </w:r>
+      <w:r>
+        <w:rPr>
+          <w:b w:val="0"/>
+          <w:bCs w:val="0"/>
+          <w:sz w:val="24"/>
+          <w:szCs w:val="24"/>
+        </w:rPr>
+        <w:tab/>
+      </w:r>
+    </w:p>
+    <w:p>
+      <w:pPr>
+        <w:pStyle w:val="PosGrad"/>
+        <w:rPr>
+          <w:b w:val="0"/>
+          <w:bCs w:val="0"/>
+          <w:sz w:val="24"/>
+          <w:szCs w:val="24"/>
+        </w:rPr>
+      </w:pPr>
+    </w:p>
+    <w:p>
+      <w:pPr>
+        <w:pStyle w:val="PosGrad"/>
+        <w:rPr>
+          <w:b w:val="0"/>
+          <w:bCs w:val="0"/>
+          <w:sz w:val="14"/>
+          <w:szCs w:val="24"/>
+        </w:rPr>
+      </w:pPr>
+      <w:r>
+        <w:rPr>
+          <w:b w:val="0"/>
+          <w:bCs w:val="0"/>
+          <w:sz w:val="24"/>
+          <w:szCs w:val="24"/>
+        </w:rPr>
+        <w:t>d</w:t>
+      </w:r>
+      <w:r>
+        <w:rPr>
+          <w:b w:val="0"/>
+          <w:bCs w:val="0"/>
+          <w:sz w:val="24"/>
+          <w:szCs w:val="24"/>
+        </w:rPr>
+        <w:t xml:space="preserve">) </w:t>
+      </w:r>
+      <m:oMath>
+        <m:acc>
+          <m:accPr>
+            <m:chr m:val="̄"/>
+            <m:ctrlPr>
+              <w:rPr>
+                <w:rFonts w:ascii="Cambria Math" w:hAnsi="Cambria Math"/>
+                <w:b w:val="0"/>
+                <w:bCs w:val="0"/>
+                <w:i/>
+                <w:sz w:val="24"/>
+                <w:szCs w:val="24"/>
+              </w:rPr>
+            </m:ctrlPr>
+          </m:accPr>
+          <m:e>
+            <m:r>
+              <w:rPr>
+                <w:rFonts w:ascii="Cambria Math"/>
+                <w:sz w:val="24"/>
+                <w:szCs w:val="24"/>
+              </w:rPr>
+              <m:t>x</m:t>
+            </m:r>
+          </m:e>
+        </m:acc>
+        <m:r>
+          <w:rPr>
+            <w:rFonts w:ascii="Cambria Math"/>
+            <w:sz w:val="24"/>
+            <w:szCs w:val="24"/>
+          </w:rPr>
+          <m:t>=</m:t>
+        </m:r>
+        <m:f>
+          <m:fPr>
+            <m:ctrlPr>
+              <w:rPr>
+                <w:rFonts w:ascii="Cambria Math" w:hAnsi="Cambria Math"/>
+                <w:b w:val="0"/>
+                <w:bCs w:val="0"/>
+                <w:i/>
+                <w:sz w:val="24"/>
+                <w:szCs w:val="24"/>
+              </w:rPr>
+            </m:ctrlPr>
+          </m:fPr>
+          <m:num>
+            <m:nary>
+              <m:naryPr>
+                <m:chr m:val="∑"/>
+                <m:ctrlPr>
+                  <w:rPr>
+                    <w:rFonts w:ascii="Cambria Math" w:hAnsi="Cambria Math"/>
+                    <w:b w:val="0"/>
+                    <w:bCs w:val="0"/>
+                    <w:i/>
+                    <w:sz w:val="24"/>
+                    <w:szCs w:val="24"/>
+                  </w:rPr>
+                </m:ctrlPr>
+              </m:naryPr>
+              <m:sub>
+                <m:r>
+                  <w:rPr>
+                    <w:rFonts w:ascii="Cambria Math"/>
+                    <w:sz w:val="24"/>
+                    <w:szCs w:val="24"/>
+                  </w:rPr>
+                  <m:t>i=1</m:t>
+                </m:r>
+              </m:sub>
+              <m:sup>
+                <m:r>
+                  <w:rPr>
+                    <w:rFonts w:ascii="Cambria Math"/>
+                    <w:sz w:val="24"/>
+                    <w:szCs w:val="24"/>
+                  </w:rPr>
+                  <m:t>n</m:t>
+                </m:r>
+              </m:sup>
+              <m:e>
+                <m:sSub>
+                  <m:sSubPr>
+                    <m:ctrlPr>
+                      <w:rPr>
+                        <w:rFonts w:ascii="Cambria Math" w:hAnsi="Cambria Math"/>
+                        <w:b w:val="0"/>
+                        <w:bCs w:val="0"/>
+                        <w:i/>
+                        <w:sz w:val="24"/>
+                        <w:szCs w:val="24"/>
+                      </w:rPr>
+                    </m:ctrlPr>
+                  </m:sSubPr>
+                  <m:e>
+                    <m:r>
+                      <w:rPr>
+                        <w:rFonts w:ascii="Cambria Math"/>
+                        <w:sz w:val="24"/>
+                        <w:szCs w:val="24"/>
+                      </w:rPr>
+                      <m:t>x</m:t>
+                    </m:r>
+                  </m:e>
+                  <m:sub>
+                    <m:r>
+                      <w:rPr>
+                        <w:rFonts w:ascii="Cambria Math"/>
+                        <w:sz w:val="24"/>
+                        <w:szCs w:val="24"/>
+                      </w:rPr>
+                      <m:t>i</m:t>
+                    </m:r>
+                  </m:sub>
+                </m:sSub>
+              </m:e>
+            </m:nary>
+          </m:num>
+          <m:den>
+            <m:r>
+              <w:rPr>
+                <w:rFonts w:ascii="Cambria Math"/>
+                <w:sz w:val="24"/>
+                <w:szCs w:val="24"/>
+              </w:rPr>
+              <m:t>n</m:t>
+            </m:r>
+          </m:den>
+        </m:f>
+      </m:oMath>
+      <w:r>
+        <w:rPr>
+          <w:b w:val="0"/>
+          <w:bCs w:val="0"/>
+          <w:sz w:val="24"/>
+          <w:szCs w:val="24"/>
+        </w:rPr>
+        <w:tab/>
+      </w:r>
+      <w:r>
+        <w:rPr>
+          <w:b w:val="0"/>
+          <w:bCs w:val="0"/>
+          <w:sz w:val="24"/>
+          <w:szCs w:val="24"/>
+        </w:rPr>
+        <w:sym w:font="Wingdings" w:char="F0E7"/>
+      </w:r>
+      <w:r>
+        <w:rPr>
+          <w:b w:val="0"/>
+          <w:bCs w:val="0"/>
+          <w:sz w:val="24"/>
+          <w:szCs w:val="24"/>
+        </w:rPr>
+        <w:t xml:space="preserve"> MÉDIA</w:t>
+      </w:r>
+      <w:r>
+        <w:rPr>
+          <w:b w:val="0"/>
+          <w:bCs w:val="0"/>
+          <w:sz w:val="14"/>
+          <w:szCs w:val="24"/>
+        </w:rPr>
+        <w:t xml:space="preserve"> </w:t>
+      </w:r>
+    </w:p>
+    <w:p>
+      <w:pPr>
+        <w:pStyle w:val="PosGrad"/>
+        <w:rPr>
+          <w:b w:val="0"/>
+          <w:bCs w:val="0"/>
+          <w:sz w:val="24"/>
+          <w:szCs w:val="24"/>
+        </w:rPr>
+      </w:pPr>
+    </w:p>
+    <w:p>
+      <w:pPr>
+        <w:pStyle w:val="PosGrad"/>
+        <w:rPr>
+          <w:b w:val="0"/>
+          <w:bCs w:val="0"/>
+          <w:sz w:val="24"/>
+          <w:szCs w:val="24"/>
+        </w:rPr>
+      </w:pPr>
+      <w:r>
+        <w:rPr>
+          <w:b w:val="0"/>
+          <w:bCs w:val="0"/>
+          <w:sz w:val="24"/>
+          <w:szCs w:val="24"/>
+        </w:rPr>
+        <w:t>e</w:t>
+      </w:r>
+      <w:r>
+        <w:rPr>
+          <w:b w:val="0"/>
+          <w:bCs w:val="0"/>
+          <w:sz w:val="24"/>
+          <w:szCs w:val="24"/>
+        </w:rPr>
+        <w:t xml:space="preserve">) </w:t>
+      </w:r>
+      <m:oMath>
+        <m:sSub>
+          <m:sSubPr>
+            <m:ctrlPr>
+              <w:rPr>
+                <w:rFonts w:ascii="Cambria Math" w:hAnsi="Cambria Math"/>
+                <w:b w:val="0"/>
+                <w:bCs w:val="0"/>
+                <w:i/>
+                <w:sz w:val="24"/>
+                <w:szCs w:val="24"/>
+              </w:rPr>
+            </m:ctrlPr>
+          </m:sSubPr>
+          <m:e>
+            <m:r>
+              <w:rPr>
+                <w:rFonts w:ascii="Cambria Math"/>
+                <w:sz w:val="24"/>
+                <w:szCs w:val="24"/>
+              </w:rPr>
+              <m:t>s</m:t>
+            </m:r>
+          </m:e>
+          <m:sub>
+            <m:r>
+              <w:rPr>
+                <w:rFonts w:ascii="Cambria Math"/>
+                <w:sz w:val="24"/>
+                <w:szCs w:val="24"/>
+              </w:rPr>
+              <m:t>x</m:t>
+            </m:r>
+          </m:sub>
+        </m:sSub>
+        <m:r>
+          <w:rPr>
+            <w:rFonts w:ascii="Cambria Math"/>
+            <w:sz w:val="24"/>
+            <w:szCs w:val="24"/>
+          </w:rPr>
+          <m:t>=</m:t>
+        </m:r>
+        <m:rad>
+          <m:radPr>
+            <m:degHide m:val="1"/>
+            <m:ctrlPr>
+              <w:rPr>
+                <w:rFonts w:ascii="Cambria Math" w:hAnsi="Cambria Math"/>
+                <w:b w:val="0"/>
+                <w:bCs w:val="0"/>
+                <w:i/>
+                <w:sz w:val="24"/>
+                <w:szCs w:val="24"/>
+              </w:rPr>
+            </m:ctrlPr>
+          </m:radPr>
+          <m:deg/>
+          <m:e>
+            <m:f>
+              <m:fPr>
+                <m:ctrlPr>
+                  <w:rPr>
+                    <w:rFonts w:ascii="Cambria Math" w:hAnsi="Cambria Math"/>
+                    <w:b w:val="0"/>
+                    <w:bCs w:val="0"/>
+                    <w:i/>
+                    <w:sz w:val="24"/>
+                    <w:szCs w:val="24"/>
+                  </w:rPr>
+                </m:ctrlPr>
+              </m:fPr>
+              <m:num>
+                <m:nary>
+                  <m:naryPr>
+                    <m:chr m:val="∑"/>
+                    <m:ctrlPr>
+                      <w:rPr>
+                        <w:rFonts w:ascii="Cambria Math" w:hAnsi="Cambria Math"/>
+                        <w:b w:val="0"/>
+                        <w:bCs w:val="0"/>
+                        <w:i/>
+                        <w:sz w:val="24"/>
+                        <w:szCs w:val="24"/>
+                      </w:rPr>
+                    </m:ctrlPr>
+                  </m:naryPr>
+                  <m:sub>
+                    <m:r>
+                      <w:rPr>
+                        <w:rFonts w:ascii="Cambria Math"/>
+                        <w:sz w:val="24"/>
+                        <w:szCs w:val="24"/>
+                      </w:rPr>
+                      <m:t>i=1</m:t>
+                    </m:r>
+                  </m:sub>
+                  <m:sup>
+                    <m:r>
+                      <w:rPr>
+                        <w:rFonts w:ascii="Cambria Math"/>
+                        <w:sz w:val="24"/>
+                        <w:szCs w:val="24"/>
+                      </w:rPr>
+                      <m:t>n</m:t>
+                    </m:r>
+                  </m:sup>
+                  <m:e>
+                    <m:sSub>
+                      <m:sSubPr>
+                        <m:ctrlPr>
+                          <w:rPr>
+                            <w:rFonts w:ascii="Cambria Math" w:hAnsi="Cambria Math"/>
+                            <w:b w:val="0"/>
+                            <w:bCs w:val="0"/>
+                            <w:i/>
+                            <w:sz w:val="24"/>
+                            <w:szCs w:val="24"/>
+                          </w:rPr>
+                        </m:ctrlPr>
+                      </m:sSubPr>
+                      <m:e>
+                        <m:r>
+                          <w:rPr>
+                            <w:rFonts w:ascii="Cambria Math"/>
+                            <w:sz w:val="24"/>
+                            <w:szCs w:val="24"/>
+                          </w:rPr>
+                          <m:t>(x</m:t>
+                        </m:r>
+                      </m:e>
+                      <m:sub>
+                        <m:r>
+                          <w:rPr>
+                            <w:rFonts w:ascii="Cambria Math"/>
+                            <w:sz w:val="24"/>
+                            <w:szCs w:val="24"/>
+                          </w:rPr>
+                          <m:t>i</m:t>
+                        </m:r>
+                      </m:sub>
+                    </m:sSub>
+                    <m:r>
+                      <w:rPr>
+                        <w:rFonts w:ascii="Cambria Math"/>
+                        <w:sz w:val="24"/>
+                        <w:szCs w:val="24"/>
+                      </w:rPr>
+                      <m:t>-</m:t>
+                    </m:r>
+                    <m:acc>
+                      <m:accPr>
+                        <m:chr m:val="̅"/>
+                        <m:ctrlPr>
+                          <w:rPr>
+                            <w:rFonts w:ascii="Cambria Math" w:hAnsi="Cambria Math"/>
+                            <w:b w:val="0"/>
+                            <w:bCs w:val="0"/>
+                            <w:i/>
+                            <w:sz w:val="24"/>
+                            <w:szCs w:val="24"/>
+                          </w:rPr>
+                        </m:ctrlPr>
+                      </m:accPr>
+                      <m:e>
+                        <m:r>
+                          <w:rPr>
+                            <w:rFonts w:ascii="Cambria Math" w:hAnsi="Cambria Math"/>
+                            <w:sz w:val="24"/>
+                            <w:szCs w:val="24"/>
+                          </w:rPr>
+                          <m:t>x</m:t>
+                        </m:r>
+                      </m:e>
+                    </m:acc>
+                    <m:r>
+                      <w:rPr>
+                        <w:rFonts w:ascii="Cambria Math" w:hAnsi="Cambria Math"/>
+                        <w:sz w:val="24"/>
+                        <w:szCs w:val="24"/>
+                      </w:rPr>
+                      <m:t>)²</m:t>
+                    </m:r>
+                  </m:e>
+                </m:nary>
+              </m:num>
+              <m:den>
+                <m:r>
+                  <w:rPr>
+                    <w:rFonts w:ascii="Cambria Math"/>
+                    <w:sz w:val="24"/>
+                    <w:szCs w:val="24"/>
+                  </w:rPr>
+                  <m:t>n</m:t>
+                </m:r>
+              </m:den>
+            </m:f>
+          </m:e>
+        </m:rad>
+      </m:oMath>
+      <w:r>
+        <w:rPr>
+          <w:b w:val="0"/>
+          <w:bCs w:val="0"/>
+          <w:sz w:val="24"/>
+          <w:szCs w:val="24"/>
+        </w:rPr>
+        <w:t xml:space="preserve"> </w:t>
+      </w:r>
+      <w:r>
+        <w:rPr>
+          <w:b w:val="0"/>
+          <w:bCs w:val="0"/>
+          <w:sz w:val="24"/>
+          <w:szCs w:val="24"/>
+        </w:rPr>
+        <w:sym w:font="Wingdings" w:char="F0E7"/>
+      </w:r>
+      <w:r>
+        <w:rPr>
+          <w:b w:val="0"/>
+          <w:bCs w:val="0"/>
+          <w:sz w:val="24"/>
+          <w:szCs w:val="24"/>
+        </w:rPr>
+        <w:t xml:space="preserve"> DESVIO PADRÃO</w:t>
+      </w:r>
     </w:p>
     <w:sectPr>
       <w:pgSz w:w="11907" w:h="16840" w:code="9"/>
@@ -2527,7 +3897,7 @@
 </file>
 
 <file path=word/numbering.xml><?xml version="1.0" encoding="utf-8"?>
-<w:numbering xmlns:wpc="http://schemas.microsoft.com/office/word/2010/wordprocessingCanvas" xmlns:cx="http://schemas.microsoft.com/office/drawing/2014/chartex" xmlns:cx1="http://schemas.microsoft.com/office/drawing/2015/9/8/chartex" xmlns:cx2="http://schemas.microsoft.com/office/drawing/2015/10/21/chartex" xmlns:cx3="http://schemas.microsoft.com/office/drawing/2016/5/9/chartex" xmlns:cx4="http://schemas.microsoft.com/office/drawing/2016/5/10/chartex" xmlns:cx5="http://schemas.microsoft.com/office/drawing/2016/5/11/chartex" xmlns:cx6="http://schemas.microsoft.com/office/drawing/2016/5/12/chartex" xmlns:cx7="http://schemas.microsoft.com/office/drawing/2016/5/13/chartex" xmlns:cx8="http://schemas.microsoft.com/office/drawing/2016/5/14/chartex" xmlns:mc="http://schemas.openxmlformats.org/markup-compatibility/2006" xmlns:aink="http://schemas.microsoft.com/office/drawing/2016/ink" xmlns:am3d="http://schemas.microsoft.com/office/drawing/2017/model3d" xmlns:o="urn:schemas-microsoft-com:office:office" xmlns:oel="http://schemas.microsoft.com/office/2019/extlst" xmlns:r="http://schemas.openxmlformats.org/officeDocument/2006/relationships" xmlns:m="http://schemas.openxmlformats.org/officeDocument/2006/math" xmlns:v="urn:schemas-microsoft-com:vml" xmlns:wp14="http://schemas.microsoft.com/office/word/2010/wordprocessingDrawing" xmlns:wp="http://schemas.openxmlformats.org/drawingml/2006/wordprocessingDrawing" xmlns:w10="urn:schemas-microsoft-com:office:word" xmlns:w="http://schemas.openxmlformats.org/wordprocessingml/2006/main" xmlns:w14="http://schemas.microsoft.com/office/word/2010/wordml" xmlns:w15="http://schemas.microsoft.com/office/word/2012/wordml" xmlns:w16cex="http://schemas.microsoft.com/office/word/2018/wordml/cex" xmlns:w16cid="http://schemas.microsoft.com/office/word/2016/wordml/cid" xmlns:w16="http://schemas.microsoft.com/office/word/2018/wordml" xmlns:w16sdtdh="http://schemas.microsoft.com/office/word/2020/wordml/sdtdatahash" xmlns:w16se="http://schemas.microsoft.com/office/word/2015/wordml/symex" xmlns:wpg="http://schemas.microsoft.com/office/word/2010/wordprocessingGroup" xmlns:wpi="http://schemas.microsoft.com/office/word/2010/wordprocessingInk" xmlns:wne="http://schemas.microsoft.com/office/word/2006/wordml" xmlns:wps="http://schemas.microsoft.com/office/word/2010/wordprocessingShape" mc:Ignorable="w14 w15 w16se w16cid w16 w16cex w16sdtdh wp14">
+<w:numbering xmlns:wpc="http://schemas.microsoft.com/office/word/2010/wordprocessingCanvas" xmlns:cx="http://schemas.microsoft.com/office/drawing/2014/chartex" xmlns:cx1="http://schemas.microsoft.com/office/drawing/2015/9/8/chartex" xmlns:cx2="http://schemas.microsoft.com/office/drawing/2015/10/21/chartex" xmlns:cx3="http://schemas.microsoft.com/office/drawing/2016/5/9/chartex" xmlns:cx4="http://schemas.microsoft.com/office/drawing/2016/5/10/chartex" xmlns:cx5="http://schemas.microsoft.com/office/drawing/2016/5/11/chartex" xmlns:cx6="http://schemas.microsoft.com/office/drawing/2016/5/12/chartex" xmlns:cx7="http://schemas.microsoft.com/office/drawing/2016/5/13/chartex" xmlns:cx8="http://schemas.microsoft.com/office/drawing/2016/5/14/chartex" xmlns:mc="http://schemas.openxmlformats.org/markup-compatibility/2006" xmlns:aink="http://schemas.microsoft.com/office/drawing/2016/ink" xmlns:am3d="http://schemas.microsoft.com/office/drawing/2017/model3d" xmlns:o="urn:schemas-microsoft-com:office:office" xmlns:oel="http://schemas.microsoft.com/office/2019/extlst" xmlns:r="http://schemas.openxmlformats.org/officeDocument/2006/relationships" xmlns:m="http://schemas.openxmlformats.org/officeDocument/2006/math" xmlns:v="urn:schemas-microsoft-com:vml" xmlns:wp14="http://schemas.microsoft.com/office/word/2010/wordprocessingDrawing" xmlns:wp="http://schemas.openxmlformats.org/drawingml/2006/wordprocessingDrawing" xmlns:w10="urn:schemas-microsoft-com:office:word" xmlns:w="http://schemas.openxmlformats.org/wordprocessingml/2006/main" xmlns:w14="http://schemas.microsoft.com/office/word/2010/wordml" xmlns:w15="http://schemas.microsoft.com/office/word/2012/wordml" xmlns:w16cex="http://schemas.microsoft.com/office/word/2018/wordml/cex" xmlns:w16cid="http://schemas.microsoft.com/office/word/2016/wordml/cid" xmlns:w16="http://schemas.microsoft.com/office/word/2018/wordml" xmlns:w16du="http://schemas.microsoft.com/office/word/2023/wordml/word16du" xmlns:w16sdtdh="http://schemas.microsoft.com/office/word/2020/wordml/sdtdatahash" xmlns:w16sdtfl="http://schemas.microsoft.com/office/word/2024/wordml/sdtformatlock" xmlns:w16se="http://schemas.microsoft.com/office/word/2015/wordml/symex" xmlns:wpg="http://schemas.microsoft.com/office/word/2010/wordprocessingGroup" xmlns:wpi="http://schemas.microsoft.com/office/word/2010/wordprocessingInk" xmlns:wne="http://schemas.microsoft.com/office/word/2006/wordml" xmlns:wps="http://schemas.microsoft.com/office/word/2010/wordprocessingShape" mc:Ignorable="w14 w15 w16se w16cid w16 w16cex w16sdtdh w16sdtfl w16du wp14">
   <w:abstractNum w:abstractNumId="0" w15:restartNumberingAfterBreak="0">
     <w:nsid w:val="1273782C"/>
     <w:multiLevelType w:val="hybridMultilevel"/>
@@ -3351,7 +4721,7 @@
 </file>
 
 <file path=word/styles.xml><?xml version="1.0" encoding="utf-8"?>
-<w:styles xmlns:mc="http://schemas.openxmlformats.org/markup-compatibility/2006" xmlns:r="http://schemas.openxmlformats.org/officeDocument/2006/relationships" xmlns:w="http://schemas.openxmlformats.org/wordprocessingml/2006/main" xmlns:w14="http://schemas.microsoft.com/office/word/2010/wordml" xmlns:w15="http://schemas.microsoft.com/office/word/2012/wordml" xmlns:w16cex="http://schemas.microsoft.com/office/word/2018/wordml/cex" xmlns:w16cid="http://schemas.microsoft.com/office/word/2016/wordml/cid" xmlns:w16="http://schemas.microsoft.com/office/word/2018/wordml" xmlns:w16sdtdh="http://schemas.microsoft.com/office/word/2020/wordml/sdtdatahash" xmlns:w16se="http://schemas.microsoft.com/office/word/2015/wordml/symex" mc:Ignorable="w14 w15 w16se w16cid w16 w16cex w16sdtdh">
+<w:styles xmlns:mc="http://schemas.openxmlformats.org/markup-compatibility/2006" xmlns:r="http://schemas.openxmlformats.org/officeDocument/2006/relationships" xmlns:w="http://schemas.openxmlformats.org/wordprocessingml/2006/main" xmlns:w14="http://schemas.microsoft.com/office/word/2010/wordml" xmlns:w15="http://schemas.microsoft.com/office/word/2012/wordml" xmlns:w16cex="http://schemas.microsoft.com/office/word/2018/wordml/cex" xmlns:w16cid="http://schemas.microsoft.com/office/word/2016/wordml/cid" xmlns:w16="http://schemas.microsoft.com/office/word/2018/wordml" xmlns:w16du="http://schemas.microsoft.com/office/word/2023/wordml/word16du" xmlns:w16sdtdh="http://schemas.microsoft.com/office/word/2020/wordml/sdtdatahash" xmlns:w16sdtfl="http://schemas.microsoft.com/office/word/2024/wordml/sdtformatlock" xmlns:w16se="http://schemas.microsoft.com/office/word/2015/wordml/symex" mc:Ignorable="w14 w15 w16se w16cid w16 w16cex w16sdtdh w16sdtfl w16du">
   <w:docDefaults>
     <w:rPrDefault>
       <w:rPr>

--- a/docs/antigas/Lista01.docx
+++ b/docs/antigas/Lista01.docx
@@ -1590,7 +1590,7 @@
       <m:oMath>
         <m:r>
           <m:rPr>
-            <m:sty m:val="p"/>
+            <m:sty m:val="b"/>
           </m:rPr>
           <w:rPr>
             <w:rFonts w:ascii="Cambria Math"/>
@@ -1601,7 +1601,7 @@
         </m:r>
         <m:r>
           <m:rPr>
-            <m:sty m:val="p"/>
+            <m:sty m:val="b"/>
           </m:rPr>
           <w:rPr>
             <w:rFonts w:ascii="Cambria Math" w:hAnsi="Cambria Math"/>
@@ -1612,7 +1612,7 @@
         </m:r>
         <m:r>
           <m:rPr>
-            <m:sty m:val="p"/>
+            <m:sty m:val="b"/>
           </m:rPr>
           <w:rPr>
             <w:rFonts w:ascii="Cambria Math"/>
@@ -1651,6 +1651,9 @@
       </w:r>
       <m:oMath>
         <m:r>
+          <m:rPr>
+            <m:sty m:val="bi"/>
+          </m:rPr>
           <w:rPr>
             <w:rFonts w:ascii="Cambria Math"/>
             <w:sz w:val="24"/>
@@ -1673,6 +1676,9 @@
           </m:sSubPr>
           <m:e>
             <m:r>
+              <m:rPr>
+                <m:sty m:val="bi"/>
+              </m:rPr>
               <w:rPr>
                 <w:rFonts w:ascii="Cambria Math"/>
                 <w:sz w:val="24"/>
@@ -1683,6 +1689,9 @@
           </m:e>
           <m:sub>
             <m:r>
+              <m:rPr>
+                <m:sty m:val="bi"/>
+              </m:rPr>
               <w:rPr>
                 <w:rFonts w:ascii="Cambria Math"/>
                 <w:sz w:val="24"/>
@@ -1693,6 +1702,9 @@
           </m:sub>
         </m:sSub>
         <m:r>
+          <m:rPr>
+            <m:sty m:val="bi"/>
+          </m:rPr>
           <w:rPr>
             <w:rFonts w:ascii="Cambria Math"/>
             <w:sz w:val="24"/>
@@ -1730,6 +1742,9 @@
       </w:r>
       <m:oMath>
         <m:r>
+          <m:rPr>
+            <m:sty m:val="bi"/>
+          </m:rPr>
           <w:rPr>
             <w:rFonts w:ascii="Cambria Math"/>
             <w:sz w:val="24"/>
@@ -1781,6 +1796,9 @@
           </m:sSupPr>
           <m:e>
             <m:r>
+              <m:rPr>
+                <m:sty m:val="bi"/>
+              </m:rPr>
               <w:rPr>
                 <w:rFonts w:ascii="Cambria Math"/>
                 <w:sz w:val="24"/>
@@ -1791,6 +1809,9 @@
           </m:e>
           <m:sup>
             <m:r>
+              <m:rPr>
+                <m:sty m:val="bi"/>
+              </m:rPr>
               <w:rPr>
                 <w:rFonts w:ascii="Cambria Math"/>
                 <w:sz w:val="24"/>
@@ -1855,6 +1876,9 @@
           <m:deg/>
           <m:e>
             <m:r>
+              <m:rPr>
+                <m:sty m:val="bi"/>
+              </m:rPr>
               <w:rPr>
                 <w:rFonts w:ascii="Cambria Math"/>
                 <w:sz w:val="24"/>
@@ -1908,6 +1932,9 @@
           </m:fPr>
           <m:num>
             <m:r>
+              <m:rPr>
+                <m:sty m:val="bi"/>
+              </m:rPr>
               <w:rPr>
                 <w:rFonts w:ascii="Cambria Math"/>
                 <w:sz w:val="24"/>
@@ -1916,6 +1943,9 @@
               <m:t>25+60</m:t>
             </m:r>
             <m:r>
+              <m:rPr>
+                <m:sty m:val="bi"/>
+              </m:rPr>
               <w:rPr>
                 <w:rFonts w:ascii="Cambria Math"/>
                 <w:sz w:val="24"/>
@@ -1924,6 +1954,9 @@
               <m:t>×</m:t>
             </m:r>
             <m:r>
+              <m:rPr>
+                <m:sty m:val="bi"/>
+              </m:rPr>
               <w:rPr>
                 <w:rFonts w:ascii="Cambria Math"/>
                 <w:sz w:val="24"/>
@@ -1934,6 +1967,9 @@
           </m:num>
           <m:den>
             <m:r>
+              <m:rPr>
+                <m:sty m:val="bi"/>
+              </m:rPr>
               <w:rPr>
                 <w:rFonts w:ascii="Cambria Math"/>
                 <w:sz w:val="24"/>
@@ -1942,6 +1978,9 @@
               <m:t>(14</m:t>
             </m:r>
             <m:r>
+              <m:rPr>
+                <m:sty m:val="bi"/>
+              </m:rPr>
               <w:rPr>
                 <w:rFonts w:ascii="Cambria Math"/>
                 <w:sz w:val="24"/>
@@ -1950,6 +1989,9 @@
               <m:t>-</m:t>
             </m:r>
             <m:r>
+              <m:rPr>
+                <m:sty m:val="bi"/>
+              </m:rPr>
               <w:rPr>
                 <w:rFonts w:ascii="Cambria Math"/>
                 <w:sz w:val="24"/>
@@ -1972,6 +2014,9 @@
               </m:sSupPr>
               <m:e>
                 <m:r>
+                  <m:rPr>
+                    <m:sty m:val="bi"/>
+                  </m:rPr>
                   <w:rPr>
                     <w:rFonts w:ascii="Cambria Math"/>
                     <w:sz w:val="24"/>
@@ -1982,6 +2027,9 @@
               </m:e>
               <m:sup>
                 <m:r>
+                  <m:rPr>
+                    <m:sty m:val="bi"/>
+                  </m:rPr>
                   <w:rPr>
                     <w:rFonts w:ascii="Cambria Math"/>
                     <w:sz w:val="24"/>
@@ -2072,6 +2120,9 @@
       </w:r>
       <m:oMath>
         <m:r>
+          <m:rPr>
+            <m:sty m:val="bi"/>
+          </m:rPr>
           <w:rPr>
             <w:rFonts w:ascii="Cambria Math"/>
             <w:sz w:val="24"/>
@@ -2094,6 +2145,9 @@
           </m:fPr>
           <m:num>
             <m:r>
+              <m:rPr>
+                <m:sty m:val="bi"/>
+              </m:rPr>
               <w:rPr>
                 <w:rFonts w:ascii="Cambria Math"/>
                 <w:sz w:val="24"/>
@@ -2102,6 +2156,9 @@
               <m:t>60</m:t>
             </m:r>
             <m:r>
+              <m:rPr>
+                <m:sty m:val="bi"/>
+              </m:rPr>
               <w:rPr>
                 <w:rFonts w:ascii="Cambria Math"/>
                 <w:sz w:val="24"/>
@@ -2110,6 +2167,9 @@
               <m:t>×</m:t>
             </m:r>
             <m:r>
+              <m:rPr>
+                <m:sty m:val="bi"/>
+              </m:rPr>
               <w:rPr>
                 <w:rFonts w:ascii="Cambria Math"/>
                 <w:sz w:val="24"/>
@@ -2120,6 +2180,9 @@
           </m:num>
           <m:den>
             <m:r>
+              <m:rPr>
+                <m:sty m:val="bi"/>
+              </m:rPr>
               <w:rPr>
                 <w:rFonts w:ascii="Cambria Math"/>
                 <w:sz w:val="24"/>
@@ -2128,6 +2191,9 @@
               <m:t>(14</m:t>
             </m:r>
             <m:r>
+              <m:rPr>
+                <m:sty m:val="bi"/>
+              </m:rPr>
               <w:rPr>
                 <w:rFonts w:ascii="Cambria Math"/>
                 <w:sz w:val="24"/>
@@ -2136,6 +2202,9 @@
               <m:t>-</m:t>
             </m:r>
             <m:r>
+              <m:rPr>
+                <m:sty m:val="bi"/>
+              </m:rPr>
               <w:rPr>
                 <w:rFonts w:ascii="Cambria Math"/>
                 <w:sz w:val="24"/>
@@ -2158,6 +2227,9 @@
               </m:sSupPr>
               <m:e>
                 <m:r>
+                  <m:rPr>
+                    <m:sty m:val="bi"/>
+                  </m:rPr>
                   <w:rPr>
                     <w:rFonts w:ascii="Cambria Math"/>
                     <w:sz w:val="24"/>
@@ -2168,6 +2240,9 @@
               </m:e>
               <m:sup>
                 <m:r>
+                  <m:rPr>
+                    <m:sty m:val="bi"/>
+                  </m:rPr>
                   <w:rPr>
                     <w:rFonts w:ascii="Cambria Math"/>
                     <w:sz w:val="24"/>
@@ -2218,6 +2293,9 @@
       </w:r>
       <m:oMath>
         <m:r>
+          <m:rPr>
+            <m:sty m:val="bi"/>
+          </m:rPr>
           <w:rPr>
             <w:rFonts w:ascii="Cambria Math" w:hAnsi="Cambria Math"/>
             <w:sz w:val="24"/>
@@ -2240,6 +2318,9 @@
           </m:sSupPr>
           <m:e>
             <m:r>
+              <m:rPr>
+                <m:sty m:val="bi"/>
+              </m:rPr>
               <w:rPr>
                 <w:rFonts w:ascii="Cambria Math" w:hAnsi="Cambria Math"/>
                 <w:sz w:val="24"/>
@@ -2250,6 +2331,9 @@
           </m:e>
           <m:sup>
             <m:r>
+              <m:rPr>
+                <m:sty m:val="bi"/>
+              </m:rPr>
               <w:rPr>
                 <w:rFonts w:ascii="Cambria Math" w:hAnsi="Cambria Math"/>
                 <w:sz w:val="24"/>
@@ -2260,6 +2344,9 @@
           </m:sup>
         </m:sSup>
         <m:r>
+          <m:rPr>
+            <m:sty m:val="bi"/>
+          </m:rPr>
           <w:rPr>
             <w:rFonts w:ascii="Cambria Math" w:hAnsi="Cambria Math"/>
             <w:sz w:val="24"/>
@@ -2314,6 +2401,9 @@
           </m:fPr>
           <m:num>
             <m:r>
+              <m:rPr>
+                <m:sty m:val="bi"/>
+              </m:rPr>
               <w:rPr>
                 <w:rFonts w:ascii="Cambria Math"/>
                 <w:sz w:val="24"/>
@@ -2340,6 +2430,9 @@
               <m:deg/>
               <m:e>
                 <m:r>
+                  <m:rPr>
+                    <m:sty m:val="bi"/>
+                  </m:rPr>
                   <w:rPr>
                     <w:rFonts w:ascii="Cambria Math"/>
                     <w:sz w:val="24"/>
@@ -2366,6 +2459,9 @@
           </m:sSupPr>
           <m:e>
             <m:r>
+              <m:rPr>
+                <m:sty m:val="bi"/>
+              </m:rPr>
               <w:rPr>
                 <w:rFonts w:ascii="Cambria Math"/>
                 <w:sz w:val="24"/>
@@ -2376,6 +2472,9 @@
           </m:e>
           <m:sup>
             <m:r>
+              <m:rPr>
+                <m:sty m:val="bi"/>
+              </m:rPr>
               <w:rPr>
                 <w:rFonts w:ascii="Cambria Math"/>
                 <w:sz w:val="24"/>
@@ -2398,6 +2497,9 @@
               </m:fPr>
               <m:num>
                 <m:r>
+                  <m:rPr>
+                    <m:sty m:val="bi"/>
+                  </m:rPr>
                   <w:rPr>
                     <w:rFonts w:ascii="Cambria Math"/>
                     <w:sz w:val="24"/>
@@ -2408,6 +2510,9 @@
               </m:num>
               <m:den>
                 <m:r>
+                  <m:rPr>
+                    <m:sty m:val="bi"/>
+                  </m:rPr>
                   <w:rPr>
                     <w:rFonts w:ascii="Cambria Math"/>
                     <w:sz w:val="24"/>
@@ -2418,6 +2523,9 @@
               </m:den>
             </m:f>
             <m:r>
+              <m:rPr>
+                <m:sty m:val="bi"/>
+              </m:rPr>
               <w:rPr>
                 <w:rFonts w:ascii="Cambria Math"/>
                 <w:sz w:val="24"/>
@@ -2440,6 +2548,9 @@
               </m:sSupPr>
               <m:e>
                 <m:r>
+                  <m:rPr>
+                    <m:sty m:val="bi"/>
+                  </m:rPr>
                   <w:rPr>
                     <w:rFonts w:ascii="Cambria Math"/>
                     <w:sz w:val="24"/>
@@ -2450,6 +2561,9 @@
               </m:e>
               <m:sup>
                 <m:r>
+                  <m:rPr>
+                    <m:sty m:val="bi"/>
+                  </m:rPr>
                   <w:rPr>
                     <w:rFonts w:ascii="Cambria Math"/>
                     <w:sz w:val="24"/>
@@ -2516,6 +2630,9 @@
           </m:fPr>
           <m:num>
             <m:r>
+              <m:rPr>
+                <m:sty m:val="bi"/>
+              </m:rPr>
               <w:rPr>
                 <w:rFonts w:ascii="Cambria Math"/>
                 <w:sz w:val="24"/>
@@ -2524,6 +2641,9 @@
               <m:t>30,56</m:t>
             </m:r>
             <m:r>
+              <m:rPr>
+                <m:sty m:val="bi"/>
+              </m:rPr>
               <w:rPr>
                 <w:rFonts w:ascii="Cambria Math"/>
                 <w:sz w:val="24"/>
@@ -2532,6 +2652,9 @@
               <m:t>-</m:t>
             </m:r>
             <m:r>
+              <m:rPr>
+                <m:sty m:val="bi"/>
+              </m:rPr>
               <w:rPr>
                 <w:rFonts w:ascii="Cambria Math"/>
                 <w:sz w:val="24"/>
@@ -2556,6 +2679,9 @@
               </m:fPr>
               <m:num>
                 <m:r>
+                  <m:rPr>
+                    <m:sty m:val="bi"/>
+                  </m:rPr>
                   <w:rPr>
                     <w:rFonts w:ascii="Cambria Math"/>
                     <w:sz w:val="24"/>
@@ -2582,6 +2708,9 @@
                   <m:deg/>
                   <m:e>
                     <m:r>
+                      <m:rPr>
+                        <m:sty m:val="bi"/>
+                      </m:rPr>
                       <w:rPr>
                         <w:rFonts w:ascii="Cambria Math"/>
                         <w:sz w:val="24"/>
@@ -2683,6 +2812,9 @@
                       </m:dPr>
                       <m:e>
                         <m:r>
+                          <m:rPr>
+                            <m:sty m:val="bi"/>
+                          </m:rPr>
                           <w:rPr>
                             <w:rFonts w:ascii="Cambria Math"/>
                             <w:sz w:val="24"/>
@@ -2691,6 +2823,9 @@
                           <m:t>0,4</m:t>
                         </m:r>
                         <m:r>
+                          <m:rPr>
+                            <m:sty m:val="bi"/>
+                          </m:rPr>
                           <w:rPr>
                             <w:rFonts w:ascii="Cambria Math"/>
                             <w:sz w:val="24"/>
@@ -2699,6 +2834,9 @@
                           <m:t>-</m:t>
                         </m:r>
                         <m:r>
+                          <m:rPr>
+                            <m:sty m:val="bi"/>
+                          </m:rPr>
                           <w:rPr>
                             <w:rFonts w:ascii="Cambria Math"/>
                             <w:sz w:val="24"/>
@@ -2711,6 +2849,9 @@
                   </m:num>
                   <m:den>
                     <m:r>
+                      <m:rPr>
+                        <m:sty m:val="bi"/>
+                      </m:rPr>
                       <w:rPr>
                         <w:rFonts w:ascii="Cambria Math"/>
                         <w:sz w:val="24"/>
@@ -2723,6 +2864,9 @@
               </m:e>
             </m:d>
             <m:r>
+              <m:rPr>
+                <m:sty m:val="bi"/>
+              </m:rPr>
               <w:rPr>
                 <w:rFonts w:ascii="Cambria Math"/>
                 <w:sz w:val="24"/>
@@ -2731,6 +2875,9 @@
               <m:t>-</m:t>
             </m:r>
             <m:r>
+              <m:rPr>
+                <m:sty m:val="bi"/>
+              </m:rPr>
               <w:rPr>
                 <w:rFonts w:ascii="Cambria Math"/>
                 <w:sz w:val="24"/>
@@ -2771,6 +2918,9 @@
                   </m:fPr>
                   <m:num>
                     <m:r>
+                      <m:rPr>
+                        <m:sty m:val="bi"/>
+                      </m:rPr>
                       <w:rPr>
                         <w:rFonts w:ascii="Cambria Math"/>
                         <w:sz w:val="24"/>
@@ -2779,6 +2929,9 @@
                       <m:t>0,7(1</m:t>
                     </m:r>
                     <m:r>
+                      <m:rPr>
+                        <m:sty m:val="bi"/>
+                      </m:rPr>
                       <w:rPr>
                         <w:rFonts w:ascii="Cambria Math"/>
                         <w:sz w:val="24"/>
@@ -2787,6 +2940,9 @@
                       <m:t>-</m:t>
                     </m:r>
                     <m:r>
+                      <m:rPr>
+                        <m:sty m:val="bi"/>
+                      </m:rPr>
                       <w:rPr>
                         <w:rFonts w:ascii="Cambria Math"/>
                         <w:sz w:val="24"/>
@@ -2797,6 +2953,9 @@
                   </m:num>
                   <m:den>
                     <m:r>
+                      <m:rPr>
+                        <m:sty m:val="bi"/>
+                      </m:rPr>
                       <w:rPr>
                         <w:rFonts w:ascii="Cambria Math"/>
                         <w:sz w:val="24"/>
@@ -3050,6 +3209,9 @@
           </m:naryPr>
           <m:sub>
             <m:r>
+              <m:rPr>
+                <m:sty m:val="bi"/>
+              </m:rPr>
               <w:rPr>
                 <w:rFonts w:ascii="Cambria Math"/>
                 <w:sz w:val="24"/>
@@ -3060,6 +3222,9 @@
           </m:sub>
           <m:sup>
             <m:r>
+              <m:rPr>
+                <m:sty m:val="bi"/>
+              </m:rPr>
               <w:rPr>
                 <w:rFonts w:ascii="Cambria Math"/>
                 <w:sz w:val="24"/>
@@ -3084,6 +3249,9 @@
               </m:sSubPr>
               <m:e>
                 <m:r>
+                  <m:rPr>
+                    <m:sty m:val="bi"/>
+                  </m:rPr>
                   <w:rPr>
                     <w:rFonts w:ascii="Cambria Math"/>
                     <w:sz w:val="24"/>
@@ -3094,6 +3262,9 @@
               </m:e>
               <m:sub>
                 <m:r>
+                  <m:rPr>
+                    <m:sty m:val="bi"/>
+                  </m:rPr>
                   <w:rPr>
                     <w:rFonts w:ascii="Cambria Math"/>
                     <w:sz w:val="24"/>
@@ -3163,6 +3334,9 @@
           </m:naryPr>
           <m:sub>
             <m:r>
+              <m:rPr>
+                <m:sty m:val="bi"/>
+              </m:rPr>
               <w:rPr>
                 <w:rFonts w:ascii="Cambria Math"/>
                 <w:sz w:val="24"/>
@@ -3173,6 +3347,9 @@
           </m:sub>
           <m:sup>
             <m:r>
+              <m:rPr>
+                <m:sty m:val="bi"/>
+              </m:rPr>
               <w:rPr>
                 <w:rFonts w:ascii="Cambria Math"/>
                 <w:sz w:val="24"/>
@@ -3197,6 +3374,9 @@
               </m:sSubSupPr>
               <m:e>
                 <m:r>
+                  <m:rPr>
+                    <m:sty m:val="bi"/>
+                  </m:rPr>
                   <w:rPr>
                     <w:rFonts w:ascii="Cambria Math"/>
                     <w:sz w:val="24"/>
@@ -3207,6 +3387,9 @@
               </m:e>
               <m:sub>
                 <m:r>
+                  <m:rPr>
+                    <m:sty m:val="bi"/>
+                  </m:rPr>
                   <w:rPr>
                     <w:rFonts w:ascii="Cambria Math"/>
                     <w:sz w:val="24"/>
@@ -3217,6 +3400,9 @@
               </m:sub>
               <m:sup>
                 <m:r>
+                  <m:rPr>
+                    <m:sty m:val="bi"/>
+                  </m:rPr>
                   <w:rPr>
                     <w:rFonts w:ascii="Cambria Math"/>
                     <w:sz w:val="24"/>
@@ -3323,6 +3509,9 @@
                   </m:naryPr>
                   <m:sub>
                     <m:r>
+                      <m:rPr>
+                        <m:sty m:val="bi"/>
+                      </m:rPr>
                       <w:rPr>
                         <w:rFonts w:ascii="Cambria Math"/>
                         <w:sz w:val="24"/>
@@ -3333,6 +3522,9 @@
                   </m:sub>
                   <m:sup>
                     <m:r>
+                      <m:rPr>
+                        <m:sty m:val="bi"/>
+                      </m:rPr>
                       <w:rPr>
                         <w:rFonts w:ascii="Cambria Math"/>
                         <w:sz w:val="24"/>
@@ -3357,6 +3549,9 @@
                       </m:sSubPr>
                       <m:e>
                         <m:r>
+                          <m:rPr>
+                            <m:sty m:val="bi"/>
+                          </m:rPr>
                           <w:rPr>
                             <w:rFonts w:ascii="Cambria Math"/>
                             <w:sz w:val="24"/>
@@ -3367,6 +3562,9 @@
                       </m:e>
                       <m:sub>
                         <m:r>
+                          <m:rPr>
+                            <m:sty m:val="bi"/>
+                          </m:rPr>
                           <w:rPr>
                             <w:rFonts w:ascii="Cambria Math"/>
                             <w:sz w:val="24"/>
@@ -3383,6 +3581,9 @@
           </m:e>
           <m:sup>
             <m:r>
+              <m:rPr>
+                <m:sty m:val="bi"/>
+              </m:rPr>
               <w:rPr>
                 <w:rFonts w:ascii="Cambria Math"/>
                 <w:sz w:val="24"/>
@@ -3468,6 +3669,9 @@
           </m:accPr>
           <m:e>
             <m:r>
+              <m:rPr>
+                <m:sty m:val="bi"/>
+              </m:rPr>
               <w:rPr>
                 <w:rFonts w:ascii="Cambria Math"/>
                 <w:sz w:val="24"/>
@@ -3478,6 +3682,9 @@
           </m:e>
         </m:acc>
         <m:r>
+          <m:rPr>
+            <m:sty m:val="bi"/>
+          </m:rPr>
           <w:rPr>
             <w:rFonts w:ascii="Cambria Math"/>
             <w:sz w:val="24"/>
@@ -3515,6 +3722,9 @@
               </m:naryPr>
               <m:sub>
                 <m:r>
+                  <m:rPr>
+                    <m:sty m:val="bi"/>
+                  </m:rPr>
                   <w:rPr>
                     <w:rFonts w:ascii="Cambria Math"/>
                     <w:sz w:val="24"/>
@@ -3525,6 +3735,9 @@
               </m:sub>
               <m:sup>
                 <m:r>
+                  <m:rPr>
+                    <m:sty m:val="bi"/>
+                  </m:rPr>
                   <w:rPr>
                     <w:rFonts w:ascii="Cambria Math"/>
                     <w:sz w:val="24"/>
@@ -3549,6 +3762,9 @@
                   </m:sSubPr>
                   <m:e>
                     <m:r>
+                      <m:rPr>
+                        <m:sty m:val="bi"/>
+                      </m:rPr>
                       <w:rPr>
                         <w:rFonts w:ascii="Cambria Math"/>
                         <w:sz w:val="24"/>
@@ -3559,6 +3775,9 @@
                   </m:e>
                   <m:sub>
                     <m:r>
+                      <m:rPr>
+                        <m:sty m:val="bi"/>
+                      </m:rPr>
                       <w:rPr>
                         <w:rFonts w:ascii="Cambria Math"/>
                         <w:sz w:val="24"/>
@@ -3573,6 +3792,9 @@
           </m:num>
           <m:den>
             <m:r>
+              <m:rPr>
+                <m:sty m:val="bi"/>
+              </m:rPr>
               <w:rPr>
                 <w:rFonts w:ascii="Cambria Math"/>
                 <w:sz w:val="24"/>
@@ -3609,6 +3831,15 @@
           <w:szCs w:val="24"/>
         </w:rPr>
         <w:t xml:space="preserve"> MÉDIA</w:t>
+      </w:r>
+      <w:r>
+        <w:rPr>
+          <w:b w:val="0"/>
+          <w:bCs w:val="0"/>
+          <w:sz w:val="24"/>
+          <w:szCs w:val="24"/>
+        </w:rPr>
+        <w:t xml:space="preserve"> AMOSTRAL</w:t>
       </w:r>
       <w:r>
         <w:rPr>
@@ -3675,6 +3906,9 @@
           </m:sSubPr>
           <m:e>
             <m:r>
+              <m:rPr>
+                <m:sty m:val="bi"/>
+              </m:rPr>
               <w:rPr>
                 <w:rFonts w:ascii="Cambria Math"/>
                 <w:sz w:val="24"/>
@@ -3685,6 +3919,9 @@
           </m:e>
           <m:sub>
             <m:r>
+              <m:rPr>
+                <m:sty m:val="bi"/>
+              </m:rPr>
               <w:rPr>
                 <w:rFonts w:ascii="Cambria Math"/>
                 <w:sz w:val="24"/>
@@ -3695,6 +3932,9 @@
           </m:sub>
         </m:sSub>
         <m:r>
+          <m:rPr>
+            <m:sty m:val="bi"/>
+          </m:rPr>
           <w:rPr>
             <w:rFonts w:ascii="Cambria Math"/>
             <w:sz w:val="24"/>
@@ -3748,6 +3988,9 @@
                   </m:naryPr>
                   <m:sub>
                     <m:r>
+                      <m:rPr>
+                        <m:sty m:val="bi"/>
+                      </m:rPr>
                       <w:rPr>
                         <w:rFonts w:ascii="Cambria Math"/>
                         <w:sz w:val="24"/>
@@ -3758,6 +4001,9 @@
                   </m:sub>
                   <m:sup>
                     <m:r>
+                      <m:rPr>
+                        <m:sty m:val="bi"/>
+                      </m:rPr>
                       <w:rPr>
                         <w:rFonts w:ascii="Cambria Math"/>
                         <w:sz w:val="24"/>
@@ -3782,6 +4028,9 @@
                       </m:sSubPr>
                       <m:e>
                         <m:r>
+                          <m:rPr>
+                            <m:sty m:val="bi"/>
+                          </m:rPr>
                           <w:rPr>
                             <w:rFonts w:ascii="Cambria Math"/>
                             <w:sz w:val="24"/>
@@ -3792,6 +4041,9 @@
                       </m:e>
                       <m:sub>
                         <m:r>
+                          <m:rPr>
+                            <m:sty m:val="bi"/>
+                          </m:rPr>
                           <w:rPr>
                             <w:rFonts w:ascii="Cambria Math"/>
                             <w:sz w:val="24"/>
@@ -3802,6 +4054,9 @@
                       </m:sub>
                     </m:sSub>
                     <m:r>
+                      <m:rPr>
+                        <m:sty m:val="bi"/>
+                      </m:rPr>
                       <w:rPr>
                         <w:rFonts w:ascii="Cambria Math"/>
                         <w:sz w:val="24"/>
@@ -3825,6 +4080,9 @@
                       </m:accPr>
                       <m:e>
                         <m:r>
+                          <m:rPr>
+                            <m:sty m:val="bi"/>
+                          </m:rPr>
                           <w:rPr>
                             <w:rFonts w:ascii="Cambria Math" w:hAnsi="Cambria Math"/>
                             <w:sz w:val="24"/>
@@ -3835,6 +4093,9 @@
                       </m:e>
                     </m:acc>
                     <m:r>
+                      <m:rPr>
+                        <m:sty m:val="bi"/>
+                      </m:rPr>
                       <w:rPr>
                         <w:rFonts w:ascii="Cambria Math" w:hAnsi="Cambria Math"/>
                         <w:sz w:val="24"/>
@@ -3847,6 +4108,9 @@
               </m:num>
               <m:den>
                 <m:r>
+                  <m:rPr>
+                    <m:sty m:val="bi"/>
+                  </m:rPr>
                   <w:rPr>
                     <w:rFonts w:ascii="Cambria Math"/>
                     <w:sz w:val="24"/>
@@ -3885,6 +4149,15 @@
           <w:szCs w:val="24"/>
         </w:rPr>
         <w:t xml:space="preserve"> DESVIO PADRÃO</w:t>
+      </w:r>
+      <w:r>
+        <w:rPr>
+          <w:b w:val="0"/>
+          <w:bCs w:val="0"/>
+          <w:sz w:val="24"/>
+          <w:szCs w:val="24"/>
+        </w:rPr>
+        <w:t xml:space="preserve"> AMOSTRAL</w:t>
       </w:r>
     </w:p>
     <w:sectPr>

--- a/docs/antigas/Lista01.docx
+++ b/docs/antigas/Lista01.docx
@@ -2438,7 +2438,18 @@
                     <w:sz w:val="24"/>
                     <w:szCs w:val="24"/>
                   </w:rPr>
-                  <m:t>2π</m:t>
+                  <m:t>2</m:t>
+                </m:r>
+                <m:r>
+                  <m:rPr>
+                    <m:sty m:val="bi"/>
+                  </m:rPr>
+                  <w:rPr>
+                    <w:rFonts w:ascii="Cambria Math"/>
+                    <w:sz w:val="24"/>
+                    <w:szCs w:val="24"/>
+                  </w:rPr>
+                  <m:t>π</m:t>
                 </m:r>
               </m:e>
             </m:rad>
@@ -4117,6 +4128,28 @@
                     <w:szCs w:val="24"/>
                   </w:rPr>
                   <m:t>n</m:t>
+                </m:r>
+                <m:r>
+                  <m:rPr>
+                    <m:sty m:val="bi"/>
+                  </m:rPr>
+                  <w:rPr>
+                    <w:rFonts w:ascii="Cambria Math"/>
+                    <w:sz w:val="24"/>
+                    <w:szCs w:val="24"/>
+                  </w:rPr>
+                  <m:t>-</m:t>
+                </m:r>
+                <m:r>
+                  <m:rPr>
+                    <m:sty m:val="bi"/>
+                  </m:rPr>
+                  <w:rPr>
+                    <w:rFonts w:ascii="Cambria Math"/>
+                    <w:sz w:val="24"/>
+                    <w:szCs w:val="24"/>
+                  </w:rPr>
+                  <m:t>1</m:t>
                 </m:r>
               </m:den>
             </m:f>
